--- a/public/template.docx
+++ b/public/template.docx
@@ -171,16 +171,16 @@
       <w:r>
         <w:rPr>
           <w:rFonts w:hint="default" w:ascii="Times New Roman" w:hAnsi="Times New Roman" w:eastAsia="SimSun" w:cs="Times New Roman"/>
-          <w:sz w:val="24"/>
-          <w:szCs w:val="24"/>
+          <w:sz w:val="28"/>
+          <w:szCs w:val="28"/>
         </w:rPr>
         <w:t>{fullName}</w:t>
       </w:r>
       <w:r>
         <w:rPr>
           <w:rFonts w:hint="default" w:ascii="Times New Roman" w:hAnsi="Times New Roman" w:eastAsia="SimSun" w:cs="Times New Roman"/>
-          <w:sz w:val="24"/>
-          <w:szCs w:val="24"/>
+          <w:sz w:val="28"/>
+          <w:szCs w:val="28"/>
           <w:lang w:val="en-US"/>
         </w:rPr>
         <w:t xml:space="preserve">,     </w:t>
@@ -188,16 +188,16 @@
       <w:r>
         <w:rPr>
           <w:rFonts w:hint="default" w:ascii="Times New Roman" w:hAnsi="Times New Roman" w:eastAsia="SimSun" w:cs="Times New Roman"/>
-          <w:sz w:val="24"/>
-          <w:szCs w:val="24"/>
+          <w:sz w:val="28"/>
+          <w:szCs w:val="28"/>
         </w:rPr>
         <w:t xml:space="preserve"> ({branch}, </w:t>
       </w:r>
       <w:r>
         <w:rPr>
           <w:rFonts w:hint="default" w:ascii="Times New Roman" w:hAnsi="Times New Roman" w:eastAsia="SimSun" w:cs="Times New Roman"/>
-          <w:sz w:val="24"/>
-          <w:szCs w:val="24"/>
+          <w:sz w:val="28"/>
+          <w:szCs w:val="28"/>
           <w:lang w:val="en-US"/>
         </w:rPr>
         <w:t xml:space="preserve">    </w:t>
@@ -205,8 +205,8 @@
       <w:r>
         <w:rPr>
           <w:rFonts w:hint="default" w:ascii="Times New Roman" w:hAnsi="Times New Roman" w:eastAsia="SimSun" w:cs="Times New Roman"/>
-          <w:sz w:val="24"/>
-          <w:szCs w:val="24"/>
+          <w:sz w:val="28"/>
+          <w:szCs w:val="28"/>
         </w:rPr>
         <w:t>{position})</w:t>
       </w:r>
@@ -1856,6 +1856,8 @@
           <w:szCs w:val="24"/>
         </w:rPr>
       </w:pPr>
+      <w:bookmarkStart w:id="0" w:name="_GoBack"/>
+      <w:bookmarkEnd w:id="0"/>
     </w:p>
     <w:p>
       <w:pPr>
@@ -2050,7 +2052,7 @@
       <w:tblPr>
         <w:tblStyle w:val="4"/>
         <w:tblW w:w="0" w:type="auto"/>
-        <w:tblInd w:w="113" w:type="dxa"/>
+        <w:jc w:val="center"/>
         <w:tblBorders>
           <w:top w:val="none" w:color="auto" w:sz="0" w:space="0"/>
           <w:left w:val="none" w:color="auto" w:sz="0" w:space="0"/>
@@ -2090,7 +2092,8 @@
           </w:tblCellMar>
         </w:tblPrEx>
         <w:trPr>
-          <w:trHeight w:val="958" w:hRule="exact"/>
+          <w:trHeight w:val="965" w:hRule="exact"/>
+          <w:jc w:val="center"/>
         </w:trPr>
         <w:tc>
           <w:tcPr>
@@ -2715,11 +2718,12 @@
               <w:tr2bl w:val="nil"/>
             </w:tcBorders>
             <w:noWrap w:val="0"/>
-            <w:vAlign w:val="top"/>
+            <w:vAlign w:val="center"/>
           </w:tcPr>
           <w:p>
             <w:pPr>
               <w:spacing w:beforeLines="0" w:afterLines="0"/>
+              <w:jc w:val="center"/>
               <w:rPr>
                 <w:rFonts w:hint="default" w:ascii="Times New Roman" w:hAnsi="Times New Roman" w:cs="Times New Roman"/>
                 <w:sz w:val="24"/>
@@ -2755,7 +2759,8 @@
           </w:tblCellMar>
         </w:tblPrEx>
         <w:trPr>
-          <w:trHeight w:val="684" w:hRule="exact"/>
+          <w:trHeight w:val="691" w:hRule="exact"/>
+          <w:jc w:val="center"/>
         </w:trPr>
         <w:tc>
           <w:tcPr>
@@ -3235,11 +3240,12 @@
               <w:tr2bl w:val="nil"/>
             </w:tcBorders>
             <w:noWrap w:val="0"/>
-            <w:vAlign w:val="top"/>
+            <w:vAlign w:val="center"/>
           </w:tcPr>
           <w:p>
             <w:pPr>
               <w:spacing w:beforeLines="0" w:afterLines="0"/>
+              <w:jc w:val="center"/>
               <w:rPr>
                 <w:rFonts w:hint="default"/>
                 <w:sz w:val="24"/>
@@ -3497,7 +3503,7 @@
       <w:tblPr>
         <w:tblStyle w:val="4"/>
         <w:tblW w:w="0" w:type="auto"/>
-        <w:tblInd w:w="147" w:type="dxa"/>
+        <w:jc w:val="center"/>
         <w:tblBorders>
           <w:top w:val="none" w:color="auto" w:sz="0" w:space="0"/>
           <w:left w:val="none" w:color="auto" w:sz="0" w:space="0"/>
@@ -3538,6 +3544,7 @@
         </w:tblPrEx>
         <w:trPr>
           <w:trHeight w:val="406" w:hRule="exact"/>
+          <w:jc w:val="center"/>
         </w:trPr>
         <w:tc>
           <w:tcPr>
@@ -3783,6 +3790,7 @@
         </w:tblPrEx>
         <w:trPr>
           <w:trHeight w:val="408" w:hRule="exact"/>
+          <w:jc w:val="center"/>
         </w:trPr>
         <w:tc>
           <w:tcPr>
@@ -4006,11 +4014,12 @@
               <w:tr2bl w:val="nil"/>
             </w:tcBorders>
             <w:noWrap w:val="0"/>
-            <w:vAlign w:val="top"/>
+            <w:vAlign w:val="center"/>
           </w:tcPr>
           <w:p>
             <w:pPr>
               <w:spacing w:beforeLines="0" w:afterLines="0"/>
+              <w:jc w:val="center"/>
               <w:rPr>
                 <w:rFonts w:hint="default"/>
                 <w:sz w:val="24"/>
@@ -4047,6 +4056,7 @@
         </w:tblPrEx>
         <w:trPr>
           <w:trHeight w:val="958" w:hRule="exact"/>
+          <w:jc w:val="center"/>
         </w:trPr>
         <w:tc>
           <w:tcPr>
@@ -4632,11 +4642,12 @@
               <w:tr2bl w:val="nil"/>
             </w:tcBorders>
             <w:noWrap w:val="0"/>
-            <w:vAlign w:val="top"/>
+            <w:vAlign w:val="center"/>
           </w:tcPr>
           <w:p>
             <w:pPr>
               <w:spacing w:beforeLines="0" w:afterLines="0"/>
+              <w:jc w:val="center"/>
               <w:rPr>
                 <w:rFonts w:hint="default"/>
                 <w:sz w:val="24"/>
@@ -4673,6 +4684,7 @@
         </w:tblPrEx>
         <w:trPr>
           <w:trHeight w:val="958" w:hRule="exact"/>
+          <w:jc w:val="center"/>
         </w:trPr>
         <w:tc>
           <w:tcPr>
@@ -5157,11 +5169,12 @@
               <w:tr2bl w:val="nil"/>
             </w:tcBorders>
             <w:noWrap w:val="0"/>
-            <w:vAlign w:val="top"/>
+            <w:vAlign w:val="center"/>
           </w:tcPr>
           <w:p>
             <w:pPr>
               <w:spacing w:beforeLines="0" w:afterLines="0"/>
+              <w:jc w:val="center"/>
               <w:rPr>
                 <w:rFonts w:hint="default"/>
                 <w:sz w:val="24"/>
@@ -5198,6 +5211,7 @@
         </w:tblPrEx>
         <w:trPr>
           <w:trHeight w:val="958" w:hRule="exact"/>
+          <w:jc w:val="center"/>
         </w:trPr>
         <w:tc>
           <w:tcPr>
@@ -6144,6 +6158,7 @@
         </w:tblPrEx>
         <w:trPr>
           <w:trHeight w:val="406" w:hRule="exact"/>
+          <w:jc w:val="center"/>
         </w:trPr>
         <w:tc>
           <w:tcPr>
@@ -6385,11 +6400,12 @@
               <w:tr2bl w:val="nil"/>
             </w:tcBorders>
             <w:noWrap w:val="0"/>
-            <w:vAlign w:val="top"/>
+            <w:vAlign w:val="center"/>
           </w:tcPr>
           <w:p>
             <w:pPr>
               <w:spacing w:beforeLines="0" w:afterLines="0"/>
+              <w:jc w:val="center"/>
               <w:rPr>
                 <w:rFonts w:hint="default"/>
                 <w:sz w:val="24"/>
@@ -6426,6 +6442,7 @@
         </w:tblPrEx>
         <w:trPr>
           <w:trHeight w:val="682" w:hRule="exact"/>
+          <w:jc w:val="center"/>
         </w:trPr>
         <w:tc>
           <w:tcPr>
@@ -6745,11 +6762,12 @@
               <w:tr2bl w:val="nil"/>
             </w:tcBorders>
             <w:noWrap w:val="0"/>
-            <w:vAlign w:val="top"/>
+            <w:vAlign w:val="center"/>
           </w:tcPr>
           <w:p>
             <w:pPr>
               <w:spacing w:beforeLines="0" w:afterLines="0"/>
+              <w:jc w:val="center"/>
               <w:rPr>
                 <w:rFonts w:hint="default"/>
                 <w:sz w:val="24"/>
@@ -6786,6 +6804,7 @@
         </w:tblPrEx>
         <w:trPr>
           <w:trHeight w:val="958" w:hRule="exact"/>
+          <w:jc w:val="center"/>
         </w:trPr>
         <w:tc>
           <w:tcPr>
@@ -7798,6 +7817,7 @@
         </w:tblPrEx>
         <w:trPr>
           <w:trHeight w:val="408" w:hRule="exact"/>
+          <w:jc w:val="center"/>
         </w:trPr>
         <w:tc>
           <w:tcPr>
@@ -8031,11 +8051,12 @@
               <w:tr2bl w:val="nil"/>
             </w:tcBorders>
             <w:noWrap w:val="0"/>
-            <w:vAlign w:val="top"/>
+            <w:vAlign w:val="center"/>
           </w:tcPr>
           <w:p>
             <w:pPr>
               <w:spacing w:beforeLines="0" w:afterLines="0"/>
+              <w:jc w:val="center"/>
               <w:rPr>
                 <w:rFonts w:hint="default"/>
                 <w:sz w:val="24"/>
@@ -8072,6 +8093,7 @@
         </w:tblPrEx>
         <w:trPr>
           <w:trHeight w:val="682" w:hRule="exact"/>
+          <w:jc w:val="center"/>
         </w:trPr>
         <w:tc>
           <w:tcPr>
@@ -8391,11 +8413,12 @@
               <w:tr2bl w:val="nil"/>
             </w:tcBorders>
             <w:noWrap w:val="0"/>
-            <w:vAlign w:val="top"/>
+            <w:vAlign w:val="center"/>
           </w:tcPr>
           <w:p>
             <w:pPr>
               <w:spacing w:beforeLines="0" w:afterLines="0"/>
+              <w:jc w:val="center"/>
               <w:rPr>
                 <w:rFonts w:hint="default"/>
                 <w:sz w:val="24"/>
@@ -11457,29 +11480,458 @@
         <w:ind w:left="381" w:hanging="281"/>
         <w:rPr>
           <w:rFonts w:hint="default"/>
+          <w:sz w:val="20"/>
+          <w:szCs w:val="20"/>
+        </w:rPr>
+      </w:pPr>
+      <w:r>
+        <w:rPr>
+          <w:rFonts w:hint="default"/>
+          <w:spacing w:val="-1"/>
+          <w:sz w:val="28"/>
+          <w:szCs w:val="28"/>
+        </w:rPr>
+        <w:t>Э</w:t>
+      </w:r>
+      <w:r>
+        <w:rPr>
+          <w:rFonts w:hint="default"/>
+          <w:spacing w:val="-4"/>
+          <w:sz w:val="28"/>
+          <w:szCs w:val="28"/>
+        </w:rPr>
+        <w:t>ҳ</w:t>
+      </w:r>
+      <w:r>
+        <w:rPr>
+          <w:rFonts w:hint="default"/>
+          <w:spacing w:val="1"/>
+          <w:sz w:val="28"/>
+          <w:szCs w:val="28"/>
+        </w:rPr>
+        <w:t>т</w:t>
+      </w:r>
+      <w:r>
+        <w:rPr>
+          <w:rFonts w:hint="default"/>
+          <w:spacing w:val="-1"/>
+          <w:sz w:val="28"/>
+          <w:szCs w:val="28"/>
+        </w:rPr>
+        <w:t>и</w:t>
+      </w:r>
+      <w:r>
+        <w:rPr>
+          <w:rFonts w:hint="default"/>
+          <w:sz w:val="28"/>
+          <w:szCs w:val="28"/>
+        </w:rPr>
+        <w:t>м</w:t>
+      </w:r>
+      <w:r>
+        <w:rPr>
+          <w:rFonts w:hint="default"/>
+          <w:spacing w:val="1"/>
+          <w:sz w:val="28"/>
+          <w:szCs w:val="28"/>
+        </w:rPr>
+        <w:t>о</w:t>
+      </w:r>
+      <w:r>
+        <w:rPr>
+          <w:rFonts w:hint="default"/>
+          <w:sz w:val="28"/>
+          <w:szCs w:val="28"/>
+        </w:rPr>
+        <w:t>л</w:t>
+      </w:r>
+      <w:r>
+        <w:rPr>
+          <w:rFonts w:hint="default"/>
+          <w:spacing w:val="-1"/>
+          <w:sz w:val="28"/>
+          <w:szCs w:val="28"/>
+        </w:rPr>
+        <w:t>и</w:t>
+      </w:r>
+      <w:r>
+        <w:rPr>
+          <w:rFonts w:hint="default"/>
+          <w:sz w:val="28"/>
+          <w:szCs w:val="28"/>
+        </w:rPr>
+        <w:t>й</w:t>
+      </w:r>
+      <w:r>
+        <w:rPr>
+          <w:rFonts w:hint="default"/>
+          <w:spacing w:val="-1"/>
+          <w:sz w:val="28"/>
+          <w:szCs w:val="28"/>
+        </w:rPr>
+        <w:t xml:space="preserve"> </w:t>
+      </w:r>
+      <w:r>
+        <w:rPr>
+          <w:rFonts w:hint="default"/>
+          <w:spacing w:val="-2"/>
+          <w:sz w:val="28"/>
+          <w:szCs w:val="28"/>
+        </w:rPr>
+        <w:t>м</w:t>
+      </w:r>
+      <w:r>
+        <w:rPr>
+          <w:rFonts w:hint="default"/>
+          <w:sz w:val="28"/>
+          <w:szCs w:val="28"/>
+        </w:rPr>
+        <w:t>ан</w:t>
+      </w:r>
+      <w:r>
+        <w:rPr>
+          <w:rFonts w:hint="default"/>
+          <w:spacing w:val="-3"/>
+          <w:sz w:val="28"/>
+          <w:szCs w:val="28"/>
+        </w:rPr>
+        <w:t>ф</w:t>
+      </w:r>
+      <w:r>
+        <w:rPr>
+          <w:rFonts w:hint="default"/>
+          <w:sz w:val="28"/>
+          <w:szCs w:val="28"/>
+        </w:rPr>
+        <w:t>аа</w:t>
+      </w:r>
+      <w:r>
+        <w:rPr>
+          <w:rFonts w:hint="default"/>
+          <w:spacing w:val="-2"/>
+          <w:sz w:val="28"/>
+          <w:szCs w:val="28"/>
+        </w:rPr>
+        <w:t>т</w:t>
+      </w:r>
+      <w:r>
+        <w:rPr>
+          <w:rFonts w:hint="default"/>
+          <w:sz w:val="28"/>
+          <w:szCs w:val="28"/>
+        </w:rPr>
+        <w:t>л</w:t>
+      </w:r>
+      <w:r>
+        <w:rPr>
+          <w:rFonts w:hint="default"/>
+          <w:spacing w:val="-2"/>
+          <w:sz w:val="28"/>
+          <w:szCs w:val="28"/>
+        </w:rPr>
+        <w:t>а</w:t>
+      </w:r>
+      <w:r>
+        <w:rPr>
+          <w:rFonts w:hint="default"/>
+          <w:sz w:val="28"/>
+          <w:szCs w:val="28"/>
+        </w:rPr>
+        <w:t xml:space="preserve">р </w:t>
+      </w:r>
+      <w:r>
+        <w:rPr>
+          <w:rFonts w:hint="default"/>
+          <w:spacing w:val="-2"/>
+          <w:sz w:val="28"/>
+          <w:szCs w:val="28"/>
+        </w:rPr>
+        <w:t>т</w:t>
+      </w:r>
+      <w:r>
+        <w:rPr>
+          <w:rFonts w:hint="default"/>
+          <w:sz w:val="28"/>
+          <w:szCs w:val="28"/>
+        </w:rPr>
+        <w:t>ў</w:t>
+      </w:r>
+      <w:r>
+        <w:rPr>
+          <w:rFonts w:hint="default"/>
+          <w:spacing w:val="-1"/>
+          <w:sz w:val="28"/>
+          <w:szCs w:val="28"/>
+        </w:rPr>
+        <w:t>қн</w:t>
+      </w:r>
+      <w:r>
+        <w:rPr>
+          <w:rFonts w:hint="default"/>
+          <w:sz w:val="28"/>
+          <w:szCs w:val="28"/>
+        </w:rPr>
+        <w:t>а</w:t>
+      </w:r>
+      <w:r>
+        <w:rPr>
+          <w:rFonts w:hint="default"/>
+          <w:spacing w:val="-2"/>
+          <w:sz w:val="28"/>
+          <w:szCs w:val="28"/>
+        </w:rPr>
+        <w:t>ш</w:t>
+      </w:r>
+      <w:r>
+        <w:rPr>
+          <w:rFonts w:hint="default"/>
+          <w:sz w:val="28"/>
+          <w:szCs w:val="28"/>
+        </w:rPr>
+        <w:t>у</w:t>
+      </w:r>
+      <w:r>
+        <w:rPr>
+          <w:rFonts w:hint="default"/>
+          <w:spacing w:val="-3"/>
+          <w:sz w:val="28"/>
+          <w:szCs w:val="28"/>
+        </w:rPr>
+        <w:t>в</w:t>
+      </w:r>
+      <w:r>
+        <w:rPr>
+          <w:rFonts w:hint="default"/>
+          <w:sz w:val="28"/>
+          <w:szCs w:val="28"/>
+        </w:rPr>
+        <w:t>и</w:t>
+      </w:r>
+      <w:r>
+        <w:rPr>
+          <w:rFonts w:hint="default"/>
+          <w:spacing w:val="-1"/>
+          <w:sz w:val="28"/>
+          <w:szCs w:val="28"/>
+        </w:rPr>
+        <w:t xml:space="preserve"> </w:t>
+      </w:r>
+      <w:r>
+        <w:rPr>
+          <w:rFonts w:hint="default"/>
+          <w:sz w:val="28"/>
+          <w:szCs w:val="28"/>
+        </w:rPr>
+        <w:t>т</w:t>
+      </w:r>
+      <w:r>
+        <w:rPr>
+          <w:rFonts w:hint="default"/>
+          <w:spacing w:val="1"/>
+          <w:sz w:val="28"/>
+          <w:szCs w:val="28"/>
+        </w:rPr>
+        <w:t>ў</w:t>
+      </w:r>
+      <w:r>
+        <w:rPr>
+          <w:rFonts w:hint="default"/>
+          <w:sz w:val="28"/>
+          <w:szCs w:val="28"/>
+        </w:rPr>
+        <w:t>ғр</w:t>
+      </w:r>
+      <w:r>
+        <w:rPr>
+          <w:rFonts w:hint="default"/>
+          <w:spacing w:val="-2"/>
+          <w:sz w:val="28"/>
+          <w:szCs w:val="28"/>
+        </w:rPr>
+        <w:t>и</w:t>
+      </w:r>
+      <w:r>
+        <w:rPr>
+          <w:rFonts w:hint="default"/>
+          <w:sz w:val="28"/>
+          <w:szCs w:val="28"/>
+        </w:rPr>
+        <w:t>си</w:t>
+      </w:r>
+      <w:r>
+        <w:rPr>
+          <w:rFonts w:hint="default"/>
+          <w:spacing w:val="-2"/>
+          <w:sz w:val="28"/>
+          <w:szCs w:val="28"/>
+        </w:rPr>
+        <w:t>да</w:t>
+      </w:r>
+      <w:r>
+        <w:rPr>
+          <w:rFonts w:hint="default"/>
+          <w:sz w:val="28"/>
+          <w:szCs w:val="28"/>
+        </w:rPr>
+        <w:t>ги</w:t>
+      </w:r>
+      <w:r>
+        <w:rPr>
+          <w:rFonts w:hint="default"/>
+          <w:spacing w:val="-1"/>
+          <w:sz w:val="28"/>
+          <w:szCs w:val="28"/>
+        </w:rPr>
+        <w:t xml:space="preserve"> </w:t>
+      </w:r>
+      <w:r>
+        <w:rPr>
+          <w:rFonts w:hint="default"/>
+          <w:sz w:val="28"/>
+          <w:szCs w:val="28"/>
+        </w:rPr>
+        <w:t>м</w:t>
+      </w:r>
+      <w:r>
+        <w:rPr>
+          <w:rFonts w:hint="default"/>
+          <w:spacing w:val="1"/>
+          <w:sz w:val="28"/>
+          <w:szCs w:val="28"/>
+        </w:rPr>
+        <w:t>а</w:t>
+      </w:r>
+      <w:r>
+        <w:rPr>
+          <w:rFonts w:hint="default"/>
+          <w:spacing w:val="-3"/>
+          <w:sz w:val="28"/>
+          <w:szCs w:val="28"/>
+        </w:rPr>
+        <w:t>ъ</w:t>
+      </w:r>
+      <w:r>
+        <w:rPr>
+          <w:rFonts w:hint="default"/>
+          <w:sz w:val="28"/>
+          <w:szCs w:val="28"/>
+        </w:rPr>
+        <w:t>л</w:t>
+      </w:r>
+      <w:r>
+        <w:rPr>
+          <w:rFonts w:hint="default"/>
+          <w:spacing w:val="-2"/>
+          <w:sz w:val="28"/>
+          <w:szCs w:val="28"/>
+        </w:rPr>
+        <w:t>у</w:t>
+      </w:r>
+      <w:r>
+        <w:rPr>
+          <w:rFonts w:hint="default"/>
+          <w:sz w:val="28"/>
+          <w:szCs w:val="28"/>
+        </w:rPr>
+        <w:t>мо</w:t>
+      </w:r>
+      <w:r>
+        <w:rPr>
+          <w:rFonts w:hint="default"/>
+          <w:spacing w:val="3"/>
+          <w:sz w:val="28"/>
+          <w:szCs w:val="28"/>
+        </w:rPr>
+        <w:t>т</w:t>
+      </w:r>
+      <w:r>
+        <w:rPr>
+          <w:rFonts w:hint="default"/>
+          <w:sz w:val="28"/>
+          <w:szCs w:val="28"/>
+          <w:u w:val="single"/>
+        </w:rPr>
+        <w:t xml:space="preserve"> </w:t>
+      </w:r>
+      <w:r>
+        <w:rPr>
+          <w:rFonts w:hint="default"/>
+          <w:sz w:val="28"/>
+          <w:szCs w:val="28"/>
+          <w:u w:val="single"/>
+        </w:rPr>
+        <w:tab/>
+      </w:r>
+    </w:p>
+    <w:p>
+      <w:pPr>
+        <w:kinsoku w:val="0"/>
+        <w:overflowPunct w:val="0"/>
+        <w:spacing w:before="5" w:beforeLines="0" w:afterLines="0" w:line="140" w:lineRule="exact"/>
+        <w:rPr>
+          <w:rFonts w:hint="default" w:ascii="Times New Roman" w:hAnsi="Times New Roman" w:eastAsia="SimSun" w:cs="Times New Roman"/>
+          <w:sz w:val="28"/>
+          <w:szCs w:val="28"/>
+        </w:rPr>
+      </w:pPr>
+    </w:p>
+    <w:p>
+      <w:pPr>
+        <w:pStyle w:val="2"/>
+        <w:bidi w:val="0"/>
+        <w:rPr>
+          <w:rFonts w:hint="default"/>
           <w:b w:val="0"/>
-          <w:sz w:val="28"/>
-          <w:szCs w:val="28"/>
+          <w:bCs/>
+          <w:lang w:val="en-US"/>
         </w:rPr>
       </w:pPr>
       <w:r>
         <w:rPr>
           <w:rFonts w:hint="default"/>
-          <w:sz w:val="28"/>
-          <w:szCs w:val="28"/>
+          <w:b w:val="0"/>
+          <w:bCs/>
+        </w:rPr>
+        <w:t>{conflictInfo}</w:t>
+      </w:r>
+      <w:r>
+        <w:rPr>
+          <w:rFonts w:hint="default"/>
+          <w:b w:val="0"/>
+          <w:bCs/>
+          <w:lang w:val="en-US"/>
+        </w:rPr>
+        <w:t xml:space="preserve"> </w:t>
+      </w:r>
+    </w:p>
+    <w:p>
+      <w:pPr>
+        <w:pStyle w:val="2"/>
+        <w:bidi w:val="0"/>
+        <w:rPr>
+          <w:rFonts w:hint="default"/>
+          <w:b w:val="0"/>
+          <w:bCs/>
+        </w:rPr>
+      </w:pPr>
+      <w:r>
+        <w:rPr>
+          <w:rFonts w:hint="default"/>
+          <w:b w:val="0"/>
+          <w:bCs/>
         </w:rPr>
         <mc:AlternateContent>
           <mc:Choice Requires="wps">
             <w:drawing>
-              <wp:anchor distT="0" distB="0" distL="114300" distR="114300" simplePos="0" relativeHeight="251661312" behindDoc="1" locked="0" layoutInCell="0" allowOverlap="1">
+              <wp:anchor distT="0" distB="0" distL="114300" distR="114300" simplePos="0" relativeHeight="251665408" behindDoc="1" locked="0" layoutInCell="0" allowOverlap="1">
                 <wp:simplePos x="0" y="0"/>
                 <wp:positionH relativeFrom="page">
-                  <wp:posOffset>990600</wp:posOffset>
+                  <wp:posOffset>886460</wp:posOffset>
                 </wp:positionH>
                 <wp:positionV relativeFrom="paragraph">
-                  <wp:posOffset>384810</wp:posOffset>
+                  <wp:posOffset>30480</wp:posOffset>
                 </wp:positionV>
-                <wp:extent cx="6088380" cy="12700"/>
+                <wp:extent cx="5868035" cy="12700"/>
                 <wp:effectExtent l="0" t="0" r="0" b="0"/>
                 <wp:wrapNone/>
                 <wp:docPr id="3" name="Freeform 3"/>
@@ -11491,7 +11943,7 @@
                       <wps:spPr>
                         <a:xfrm>
                           <a:off x="0" y="0"/>
-                          <a:ext cx="6088380" cy="12700"/>
+                          <a:ext cx="5868035" cy="12700"/>
                         </a:xfrm>
                         <a:custGeom>
                           <a:avLst/>
@@ -11499,18 +11951,18 @@
                           <a:ahLst/>
                           <a:cxnLst/>
                           <a:pathLst>
-                            <a:path w="9588" h="20">
+                            <a:path w="9241" h="20">
                               <a:moveTo>
                                 <a:pt x="0" y="0"/>
                               </a:moveTo>
                               <a:lnTo>
-                                <a:pt x="9588" y="0"/>
+                                <a:pt x="9240" y="0"/>
                               </a:lnTo>
                             </a:path>
                           </a:pathLst>
                         </a:custGeom>
                         <a:noFill/>
-                        <a:ln w="5059" cap="flat" cmpd="sng">
+                        <a:ln w="9601" cap="flat" cmpd="sng">
                           <a:solidFill>
                             <a:srgbClr val="000000"/>
                           </a:solidFill>
@@ -11528,9 +11980,9 @@
           </mc:Choice>
           <mc:Fallback>
             <w:pict>
-              <v:shape id="_x0000_s1026" o:spid="_x0000_s1026" o:spt="100" style="position:absolute;left:0pt;margin-left:78pt;margin-top:30.3pt;height:1pt;width:479.4pt;mso-position-horizontal-relative:page;z-index:-251655168;mso-width-relative:page;mso-height-relative:page;" filled="f" stroked="t" coordsize="9588,20" o:allowincell="f" o:gfxdata="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" path="m0,0l9588,0e">
+              <v:shape id="_x0000_s1026" o:spid="_x0000_s1026" o:spt="100" style="position:absolute;left:0pt;margin-left:69.8pt;margin-top:2.4pt;height:1pt;width:462.05pt;mso-position-horizontal-relative:page;z-index:-251651072;mso-width-relative:page;mso-height-relative:page;" filled="f" stroked="t" coordsize="9241,20" o:allowincell="f" o:gfxdata="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" path="m0,0l9240,0e">
                 <v:fill on="f" focussize="0,0"/>
-                <v:stroke weight="0.398346456692913pt" color="#000000" joinstyle="round"/>
+                <v:stroke weight="0.755984251968504pt" color="#000000" joinstyle="round"/>
                 <v:imagedata o:title=""/>
                 <o:lock v:ext="edit" aspectratio="f"/>
               </v:shape>
@@ -11538,24 +11990,40 @@
           </mc:Fallback>
         </mc:AlternateContent>
       </w:r>
-      <w:r>
-        <w:rPr>
-          <w:rFonts w:hint="default"/>
-          <w:sz w:val="28"/>
-          <w:szCs w:val="28"/>
+    </w:p>
+    <w:p>
+      <w:pPr>
+        <w:kinsoku w:val="0"/>
+        <w:overflowPunct w:val="0"/>
+        <w:spacing w:beforeLines="0" w:afterLines="0" w:line="200" w:lineRule="exact"/>
+        <w:rPr>
+          <w:rFonts w:hint="default"/>
+          <w:b w:val="0"/>
+          <w:bCs/>
+          <w:sz w:val="20"/>
+          <w:szCs w:val="20"/>
+        </w:rPr>
+      </w:pPr>
+      <w:r>
+        <w:rPr>
+          <w:rFonts w:hint="default"/>
+          <w:b w:val="0"/>
+          <w:bCs/>
+          <w:sz w:val="24"/>
+          <w:szCs w:val="24"/>
         </w:rPr>
         <mc:AlternateContent>
           <mc:Choice Requires="wps">
             <w:drawing>
-              <wp:anchor distT="0" distB="0" distL="114300" distR="114300" simplePos="0" relativeHeight="251662336" behindDoc="1" locked="0" layoutInCell="0" allowOverlap="1">
+              <wp:anchor distT="0" distB="0" distL="114300" distR="114300" simplePos="0" relativeHeight="251666432" behindDoc="1" locked="0" layoutInCell="0" allowOverlap="1">
                 <wp:simplePos x="0" y="0"/>
                 <wp:positionH relativeFrom="page">
-                  <wp:posOffset>990600</wp:posOffset>
+                  <wp:posOffset>892175</wp:posOffset>
                 </wp:positionH>
                 <wp:positionV relativeFrom="paragraph">
-                  <wp:posOffset>531495</wp:posOffset>
+                  <wp:posOffset>43815</wp:posOffset>
                 </wp:positionV>
-                <wp:extent cx="6088380" cy="12700"/>
+                <wp:extent cx="5868035" cy="12700"/>
                 <wp:effectExtent l="0" t="0" r="0" b="0"/>
                 <wp:wrapNone/>
                 <wp:docPr id="4" name="Freeform 4"/>
@@ -11567,7 +12035,7 @@
                       <wps:spPr>
                         <a:xfrm>
                           <a:off x="0" y="0"/>
-                          <a:ext cx="6088380" cy="12700"/>
+                          <a:ext cx="5868035" cy="12700"/>
                         </a:xfrm>
                         <a:custGeom>
                           <a:avLst/>
@@ -11575,18 +12043,18 @@
                           <a:ahLst/>
                           <a:cxnLst/>
                           <a:pathLst>
-                            <a:path w="9588" h="20">
+                            <a:path w="9241" h="20">
                               <a:moveTo>
                                 <a:pt x="0" y="0"/>
                               </a:moveTo>
                               <a:lnTo>
-                                <a:pt x="9588" y="0"/>
+                                <a:pt x="9240" y="0"/>
                               </a:lnTo>
                             </a:path>
                           </a:pathLst>
                         </a:custGeom>
                         <a:noFill/>
-                        <a:ln w="5059" cap="flat" cmpd="sng">
+                        <a:ln w="9601" cap="flat" cmpd="sng">
                           <a:solidFill>
                             <a:srgbClr val="000000"/>
                           </a:solidFill>
@@ -11604,9 +12072,9 @@
           </mc:Choice>
           <mc:Fallback>
             <w:pict>
-              <v:shape id="_x0000_s1026" o:spid="_x0000_s1026" o:spt="100" style="position:absolute;left:0pt;margin-left:78pt;margin-top:41.85pt;height:1pt;width:479.4pt;mso-position-horizontal-relative:page;z-index:-251654144;mso-width-relative:page;mso-height-relative:page;" filled="f" stroked="t" coordsize="9588,20" o:allowincell="f" o:gfxdata="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" path="m0,0l9588,0e">
+              <v:shape id="_x0000_s1026" o:spid="_x0000_s1026" o:spt="100" style="position:absolute;left:0pt;margin-left:70.25pt;margin-top:3.45pt;height:1pt;width:462.05pt;mso-position-horizontal-relative:page;z-index:-251650048;mso-width-relative:page;mso-height-relative:page;" filled="f" stroked="t" coordsize="9241,20" o:allowincell="f" o:gfxdata="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" path="m0,0l9240,0e">
                 <v:fill on="f" focussize="0,0"/>
-                <v:stroke weight="0.398346456692913pt" color="#000000" joinstyle="round"/>
+                <v:stroke weight="0.755984251968504pt" color="#000000" joinstyle="round"/>
                 <v:imagedata o:title=""/>
                 <o:lock v:ext="edit" aspectratio="f"/>
               </v:shape>
@@ -11614,505 +12082,36 @@
           </mc:Fallback>
         </mc:AlternateContent>
       </w:r>
-      <w:r>
-        <w:rPr>
-          <w:rFonts w:hint="default"/>
-          <w:spacing w:val="-1"/>
-          <w:sz w:val="28"/>
-          <w:szCs w:val="28"/>
-        </w:rPr>
-        <w:t>Э</w:t>
-      </w:r>
-      <w:r>
-        <w:rPr>
-          <w:rFonts w:hint="default"/>
-          <w:spacing w:val="-4"/>
-          <w:sz w:val="28"/>
-          <w:szCs w:val="28"/>
-        </w:rPr>
-        <w:t>ҳ</w:t>
-      </w:r>
-      <w:r>
-        <w:rPr>
-          <w:rFonts w:hint="default"/>
-          <w:spacing w:val="1"/>
-          <w:sz w:val="28"/>
-          <w:szCs w:val="28"/>
-        </w:rPr>
-        <w:t>т</w:t>
-      </w:r>
-      <w:r>
-        <w:rPr>
-          <w:rFonts w:hint="default"/>
-          <w:spacing w:val="-1"/>
-          <w:sz w:val="28"/>
-          <w:szCs w:val="28"/>
-        </w:rPr>
-        <w:t>и</w:t>
-      </w:r>
-      <w:r>
-        <w:rPr>
-          <w:rFonts w:hint="default"/>
-          <w:sz w:val="28"/>
-          <w:szCs w:val="28"/>
-        </w:rPr>
-        <w:t>м</w:t>
-      </w:r>
-      <w:r>
-        <w:rPr>
-          <w:rFonts w:hint="default"/>
-          <w:spacing w:val="1"/>
-          <w:sz w:val="28"/>
-          <w:szCs w:val="28"/>
-        </w:rPr>
-        <w:t>о</w:t>
-      </w:r>
-      <w:r>
-        <w:rPr>
-          <w:rFonts w:hint="default"/>
-          <w:sz w:val="28"/>
-          <w:szCs w:val="28"/>
-        </w:rPr>
-        <w:t>л</w:t>
-      </w:r>
-      <w:r>
-        <w:rPr>
-          <w:rFonts w:hint="default"/>
-          <w:spacing w:val="-1"/>
-          <w:sz w:val="28"/>
-          <w:szCs w:val="28"/>
-        </w:rPr>
-        <w:t>и</w:t>
-      </w:r>
-      <w:r>
-        <w:rPr>
-          <w:rFonts w:hint="default"/>
-          <w:sz w:val="28"/>
-          <w:szCs w:val="28"/>
-        </w:rPr>
-        <w:t>й</w:t>
-      </w:r>
-      <w:r>
-        <w:rPr>
-          <w:rFonts w:hint="default"/>
-          <w:spacing w:val="-1"/>
-          <w:sz w:val="28"/>
-          <w:szCs w:val="28"/>
-        </w:rPr>
-        <w:t xml:space="preserve"> </w:t>
-      </w:r>
-      <w:r>
-        <w:rPr>
-          <w:rFonts w:hint="default"/>
-          <w:spacing w:val="-2"/>
-          <w:sz w:val="28"/>
-          <w:szCs w:val="28"/>
-        </w:rPr>
-        <w:t>м</w:t>
-      </w:r>
-      <w:r>
-        <w:rPr>
-          <w:rFonts w:hint="default"/>
-          <w:sz w:val="28"/>
-          <w:szCs w:val="28"/>
-        </w:rPr>
-        <w:t>ан</w:t>
-      </w:r>
-      <w:r>
-        <w:rPr>
-          <w:rFonts w:hint="default"/>
-          <w:spacing w:val="-3"/>
-          <w:sz w:val="28"/>
-          <w:szCs w:val="28"/>
-        </w:rPr>
-        <w:t>ф</w:t>
-      </w:r>
-      <w:r>
-        <w:rPr>
-          <w:rFonts w:hint="default"/>
-          <w:sz w:val="28"/>
-          <w:szCs w:val="28"/>
-        </w:rPr>
-        <w:t>аа</w:t>
-      </w:r>
-      <w:r>
-        <w:rPr>
-          <w:rFonts w:hint="default"/>
-          <w:spacing w:val="-2"/>
-          <w:sz w:val="28"/>
-          <w:szCs w:val="28"/>
-        </w:rPr>
-        <w:t>т</w:t>
-      </w:r>
-      <w:r>
-        <w:rPr>
-          <w:rFonts w:hint="default"/>
-          <w:sz w:val="28"/>
-          <w:szCs w:val="28"/>
-        </w:rPr>
-        <w:t>л</w:t>
-      </w:r>
-      <w:r>
-        <w:rPr>
-          <w:rFonts w:hint="default"/>
-          <w:spacing w:val="-2"/>
-          <w:sz w:val="28"/>
-          <w:szCs w:val="28"/>
-        </w:rPr>
-        <w:t>а</w:t>
-      </w:r>
-      <w:r>
-        <w:rPr>
-          <w:rFonts w:hint="default"/>
-          <w:sz w:val="28"/>
-          <w:szCs w:val="28"/>
-        </w:rPr>
-        <w:t xml:space="preserve">р </w:t>
-      </w:r>
-      <w:r>
-        <w:rPr>
-          <w:rFonts w:hint="default"/>
-          <w:spacing w:val="-2"/>
-          <w:sz w:val="28"/>
-          <w:szCs w:val="28"/>
-        </w:rPr>
-        <w:t>т</w:t>
-      </w:r>
-      <w:r>
-        <w:rPr>
-          <w:rFonts w:hint="default"/>
-          <w:sz w:val="28"/>
-          <w:szCs w:val="28"/>
-        </w:rPr>
-        <w:t>ў</w:t>
-      </w:r>
-      <w:r>
-        <w:rPr>
-          <w:rFonts w:hint="default"/>
-          <w:spacing w:val="-1"/>
-          <w:sz w:val="28"/>
-          <w:szCs w:val="28"/>
-        </w:rPr>
-        <w:t>қн</w:t>
-      </w:r>
-      <w:r>
-        <w:rPr>
-          <w:rFonts w:hint="default"/>
-          <w:sz w:val="28"/>
-          <w:szCs w:val="28"/>
-        </w:rPr>
-        <w:t>а</w:t>
-      </w:r>
-      <w:r>
-        <w:rPr>
-          <w:rFonts w:hint="default"/>
-          <w:spacing w:val="-2"/>
-          <w:sz w:val="28"/>
-          <w:szCs w:val="28"/>
-        </w:rPr>
-        <w:t>ш</w:t>
-      </w:r>
-      <w:r>
-        <w:rPr>
-          <w:rFonts w:hint="default"/>
-          <w:sz w:val="28"/>
-          <w:szCs w:val="28"/>
-        </w:rPr>
-        <w:t>у</w:t>
-      </w:r>
-      <w:r>
-        <w:rPr>
-          <w:rFonts w:hint="default"/>
-          <w:spacing w:val="-3"/>
-          <w:sz w:val="28"/>
-          <w:szCs w:val="28"/>
-        </w:rPr>
-        <w:t>в</w:t>
-      </w:r>
-      <w:r>
-        <w:rPr>
-          <w:rFonts w:hint="default"/>
-          <w:sz w:val="28"/>
-          <w:szCs w:val="28"/>
-        </w:rPr>
-        <w:t>и</w:t>
-      </w:r>
-      <w:r>
-        <w:rPr>
-          <w:rFonts w:hint="default"/>
-          <w:spacing w:val="-1"/>
-          <w:sz w:val="28"/>
-          <w:szCs w:val="28"/>
-        </w:rPr>
-        <w:t xml:space="preserve"> </w:t>
-      </w:r>
-      <w:r>
-        <w:rPr>
-          <w:rFonts w:hint="default"/>
-          <w:sz w:val="28"/>
-          <w:szCs w:val="28"/>
-        </w:rPr>
-        <w:t>т</w:t>
-      </w:r>
-      <w:r>
-        <w:rPr>
-          <w:rFonts w:hint="default"/>
-          <w:spacing w:val="1"/>
-          <w:sz w:val="28"/>
-          <w:szCs w:val="28"/>
-        </w:rPr>
-        <w:t>ў</w:t>
-      </w:r>
-      <w:r>
-        <w:rPr>
-          <w:rFonts w:hint="default"/>
-          <w:sz w:val="28"/>
-          <w:szCs w:val="28"/>
-        </w:rPr>
-        <w:t>ғр</w:t>
-      </w:r>
-      <w:r>
-        <w:rPr>
-          <w:rFonts w:hint="default"/>
-          <w:spacing w:val="-2"/>
-          <w:sz w:val="28"/>
-          <w:szCs w:val="28"/>
-        </w:rPr>
-        <w:t>и</w:t>
-      </w:r>
-      <w:r>
-        <w:rPr>
-          <w:rFonts w:hint="default"/>
-          <w:sz w:val="28"/>
-          <w:szCs w:val="28"/>
-        </w:rPr>
-        <w:t>си</w:t>
-      </w:r>
-      <w:r>
-        <w:rPr>
-          <w:rFonts w:hint="default"/>
-          <w:spacing w:val="-2"/>
-          <w:sz w:val="28"/>
-          <w:szCs w:val="28"/>
-        </w:rPr>
-        <w:t>да</w:t>
-      </w:r>
-      <w:r>
-        <w:rPr>
-          <w:rFonts w:hint="default"/>
-          <w:sz w:val="28"/>
-          <w:szCs w:val="28"/>
-        </w:rPr>
-        <w:t>ги</w:t>
-      </w:r>
-      <w:r>
-        <w:rPr>
-          <w:rFonts w:hint="default"/>
-          <w:spacing w:val="-1"/>
-          <w:sz w:val="28"/>
-          <w:szCs w:val="28"/>
-        </w:rPr>
-        <w:t xml:space="preserve"> </w:t>
-      </w:r>
-      <w:r>
-        <w:rPr>
-          <w:rFonts w:hint="default"/>
-          <w:sz w:val="28"/>
-          <w:szCs w:val="28"/>
-        </w:rPr>
-        <w:t>м</w:t>
-      </w:r>
-      <w:r>
-        <w:rPr>
-          <w:rFonts w:hint="default"/>
-          <w:spacing w:val="1"/>
-          <w:sz w:val="28"/>
-          <w:szCs w:val="28"/>
-        </w:rPr>
-        <w:t>а</w:t>
-      </w:r>
-      <w:r>
-        <w:rPr>
-          <w:rFonts w:hint="default"/>
-          <w:spacing w:val="-3"/>
-          <w:sz w:val="28"/>
-          <w:szCs w:val="28"/>
-        </w:rPr>
-        <w:t>ъ</w:t>
-      </w:r>
-      <w:r>
-        <w:rPr>
-          <w:rFonts w:hint="default"/>
-          <w:sz w:val="28"/>
-          <w:szCs w:val="28"/>
-        </w:rPr>
-        <w:t>л</w:t>
-      </w:r>
-      <w:r>
-        <w:rPr>
-          <w:rFonts w:hint="default"/>
-          <w:spacing w:val="-2"/>
-          <w:sz w:val="28"/>
-          <w:szCs w:val="28"/>
-        </w:rPr>
-        <w:t>у</w:t>
-      </w:r>
-      <w:r>
-        <w:rPr>
-          <w:rFonts w:hint="default"/>
-          <w:sz w:val="28"/>
-          <w:szCs w:val="28"/>
-        </w:rPr>
-        <w:t>мо</w:t>
-      </w:r>
-      <w:r>
-        <w:rPr>
-          <w:rFonts w:hint="default"/>
-          <w:spacing w:val="3"/>
-          <w:sz w:val="28"/>
-          <w:szCs w:val="28"/>
-        </w:rPr>
-        <w:t>т</w:t>
-      </w:r>
-      <w:r>
-        <w:rPr>
-          <w:rFonts w:hint="default"/>
-          <w:sz w:val="28"/>
-          <w:szCs w:val="28"/>
-          <w:u w:val="single"/>
-        </w:rPr>
-        <w:t xml:space="preserve"> </w:t>
-      </w:r>
-      <w:r>
-        <w:rPr>
-          <w:rFonts w:hint="default"/>
-          <w:sz w:val="28"/>
-          <w:szCs w:val="28"/>
-          <w:u w:val="single"/>
-        </w:rPr>
-        <w:tab/>
-      </w:r>
     </w:p>
     <w:p>
       <w:pPr>
-        <w:kinsoku w:val="0"/>
-        <w:overflowPunct w:val="0"/>
-        <w:spacing w:beforeLines="0" w:afterLines="0" w:line="200" w:lineRule="exact"/>
-        <w:rPr>
-          <w:rFonts w:hint="default"/>
-          <w:sz w:val="20"/>
-          <w:szCs w:val="20"/>
+        <w:pStyle w:val="2"/>
+        <w:bidi w:val="0"/>
+        <w:rPr>
+          <w:rFonts w:hint="default"/>
+          <w:b w:val="0"/>
+          <w:bCs/>
+          <w:lang w:val="en-US"/>
         </w:rPr>
       </w:pPr>
-    </w:p>
-    <w:p>
-      <w:pPr>
-        <w:kinsoku w:val="0"/>
-        <w:overflowPunct w:val="0"/>
-        <w:spacing w:before="5" w:beforeLines="0" w:afterLines="0" w:line="140" w:lineRule="exact"/>
-        <w:rPr>
-          <w:rFonts w:hint="default" w:ascii="Times New Roman" w:hAnsi="Times New Roman" w:cs="Times New Roman"/>
-          <w:sz w:val="28"/>
-          <w:szCs w:val="28"/>
-        </w:rPr>
-      </w:pPr>
-      <w:r>
-        <w:rPr>
-          <w:rFonts w:hint="default" w:ascii="Times New Roman" w:hAnsi="Times New Roman" w:eastAsia="SimSun" w:cs="Times New Roman"/>
-          <w:sz w:val="28"/>
-          <w:szCs w:val="28"/>
-        </w:rPr>
-        <w:t>{conflictInfo}</w:t>
-      </w:r>
-    </w:p>
-    <w:p>
-      <w:pPr>
-        <w:kinsoku w:val="0"/>
-        <w:overflowPunct w:val="0"/>
-        <w:spacing w:beforeLines="0" w:afterLines="0" w:line="200" w:lineRule="exact"/>
-        <w:ind w:firstLine="720" w:firstLineChars="0"/>
-        <w:rPr>
-          <w:rFonts w:hint="default"/>
-          <w:sz w:val="20"/>
-          <w:szCs w:val="20"/>
-        </w:rPr>
-      </w:pPr>
-    </w:p>
-    <w:p>
-      <w:pPr>
-        <w:kinsoku w:val="0"/>
-        <w:overflowPunct w:val="0"/>
-        <w:spacing w:beforeLines="0" w:afterLines="0" w:line="200" w:lineRule="exact"/>
-        <w:ind w:left="2160" w:leftChars="0" w:firstLine="720" w:firstLineChars="0"/>
-        <w:rPr>
-          <w:rFonts w:hint="default"/>
-          <w:sz w:val="20"/>
-          <w:szCs w:val="20"/>
-        </w:rPr>
-      </w:pPr>
-    </w:p>
-    <w:p>
-      <w:pPr>
-        <w:kinsoku w:val="0"/>
-        <w:overflowPunct w:val="0"/>
-        <w:spacing w:beforeLines="0" w:afterLines="0" w:line="200" w:lineRule="exact"/>
-        <w:rPr>
-          <w:rFonts w:hint="default"/>
-          <w:sz w:val="20"/>
-          <w:szCs w:val="20"/>
-        </w:rPr>
-      </w:pPr>
-    </w:p>
-    <w:p>
-      <w:pPr>
-        <w:kinsoku w:val="0"/>
-        <w:overflowPunct w:val="0"/>
-        <w:spacing w:beforeLines="0" w:afterLines="0" w:line="200" w:lineRule="exact"/>
-        <w:rPr>
-          <w:rFonts w:hint="default"/>
-          <w:sz w:val="20"/>
-          <w:szCs w:val="20"/>
-        </w:rPr>
-      </w:pPr>
-    </w:p>
-    <w:p>
-      <w:pPr>
-        <w:numPr>
-          <w:ilvl w:val="1"/>
-          <w:numId w:val="1"/>
-        </w:numPr>
-        <w:tabs>
-          <w:tab w:val="left" w:pos="381"/>
-        </w:tabs>
-        <w:kinsoku w:val="0"/>
-        <w:overflowPunct w:val="0"/>
-        <w:spacing w:before="64" w:beforeLines="0" w:afterLines="0"/>
-        <w:ind w:left="100" w:right="274" w:firstLine="0"/>
-        <w:jc w:val="both"/>
-        <w:rPr>
-          <w:rFonts w:hint="default"/>
-          <w:sz w:val="28"/>
-          <w:szCs w:val="28"/>
-        </w:rPr>
-      </w:pPr>
-      <w:r>
-        <w:rPr>
-          <w:rFonts w:hint="default"/>
-          <w:sz w:val="24"/>
-          <w:szCs w:val="24"/>
+      <w:r>
+        <w:rPr>
+          <w:rFonts w:hint="default"/>
+          <w:b w:val="0"/>
+          <w:bCs/>
         </w:rPr>
         <mc:AlternateContent>
           <mc:Choice Requires="wps">
             <w:drawing>
-              <wp:anchor distT="0" distB="0" distL="114300" distR="114300" simplePos="0" relativeHeight="251663360" behindDoc="1" locked="0" layoutInCell="0" allowOverlap="1">
+              <wp:anchor distT="0" distB="0" distL="114300" distR="114300" simplePos="0" relativeHeight="251667456" behindDoc="1" locked="0" layoutInCell="0" allowOverlap="1">
                 <wp:simplePos x="0" y="0"/>
                 <wp:positionH relativeFrom="page">
-                  <wp:posOffset>990600</wp:posOffset>
+                  <wp:posOffset>899795</wp:posOffset>
                 </wp:positionH>
                 <wp:positionV relativeFrom="paragraph">
-                  <wp:posOffset>-168910</wp:posOffset>
+                  <wp:posOffset>122555</wp:posOffset>
                 </wp:positionV>
-                <wp:extent cx="6025515" cy="12700"/>
+                <wp:extent cx="5868035" cy="12700"/>
                 <wp:effectExtent l="0" t="0" r="0" b="0"/>
                 <wp:wrapNone/>
                 <wp:docPr id="5" name="Freeform 5"/>
@@ -12124,7 +12123,7 @@
                       <wps:spPr>
                         <a:xfrm>
                           <a:off x="0" y="0"/>
-                          <a:ext cx="6025515" cy="12700"/>
+                          <a:ext cx="5868035" cy="12700"/>
                         </a:xfrm>
                         <a:custGeom>
                           <a:avLst/>
@@ -12132,18 +12131,18 @@
                           <a:ahLst/>
                           <a:cxnLst/>
                           <a:pathLst>
-                            <a:path w="9489" h="20">
+                            <a:path w="9241" h="20">
                               <a:moveTo>
                                 <a:pt x="0" y="0"/>
                               </a:moveTo>
                               <a:lnTo>
-                                <a:pt x="9488" y="0"/>
+                                <a:pt x="9240" y="0"/>
                               </a:lnTo>
                             </a:path>
                           </a:pathLst>
                         </a:custGeom>
                         <a:noFill/>
-                        <a:ln w="5059" cap="flat" cmpd="sng">
+                        <a:ln w="9601" cap="flat" cmpd="sng">
                           <a:solidFill>
                             <a:srgbClr val="000000"/>
                           </a:solidFill>
@@ -12161,9 +12160,9 @@
           </mc:Choice>
           <mc:Fallback>
             <w:pict>
-              <v:shape id="_x0000_s1026" o:spid="_x0000_s1026" o:spt="100" style="position:absolute;left:0pt;margin-left:78pt;margin-top:-13.3pt;height:1pt;width:474.45pt;mso-position-horizontal-relative:page;z-index:-251653120;mso-width-relative:page;mso-height-relative:page;" filled="f" stroked="t" coordsize="9489,20" o:allowincell="f" o:gfxdata="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" path="m0,0l9488,0e">
+              <v:shape id="_x0000_s1026" o:spid="_x0000_s1026" o:spt="100" style="position:absolute;left:0pt;margin-left:70.85pt;margin-top:9.65pt;height:1pt;width:462.05pt;mso-position-horizontal-relative:page;z-index:-251649024;mso-width-relative:page;mso-height-relative:page;" filled="f" stroked="t" coordsize="9241,20" o:allowincell="f" o:gfxdata="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" path="m0,0l9240,0e">
                 <v:fill on="f" focussize="0,0"/>
-                <v:stroke weight="0.398346456692913pt" color="#000000" joinstyle="round"/>
+                <v:stroke weight="0.755984251968504pt" color="#000000" joinstyle="round"/>
                 <v:imagedata o:title=""/>
                 <o:lock v:ext="edit" aspectratio="f"/>
               </v:shape>
@@ -12171,22 +12170,1079 @@
           </mc:Fallback>
         </mc:AlternateContent>
       </w:r>
-      <w:r>
-        <w:rPr>
-          <w:rFonts w:hint="default"/>
+    </w:p>
+    <w:p>
+      <w:pPr>
+        <w:kinsoku w:val="0"/>
+        <w:overflowPunct w:val="0"/>
+        <w:spacing w:beforeLines="0" w:afterLines="0" w:line="200" w:lineRule="exact"/>
+        <w:rPr>
+          <w:rFonts w:hint="default"/>
+          <w:sz w:val="20"/>
+          <w:szCs w:val="20"/>
+        </w:rPr>
+      </w:pPr>
+    </w:p>
+    <w:p>
+      <w:pPr>
+        <w:numPr>
+          <w:ilvl w:val="1"/>
+          <w:numId w:val="1"/>
+        </w:numPr>
+        <w:tabs>
+          <w:tab w:val="left" w:pos="381"/>
+        </w:tabs>
+        <w:kinsoku w:val="0"/>
+        <w:overflowPunct w:val="0"/>
+        <w:spacing w:before="64" w:beforeLines="0" w:afterLines="0"/>
+        <w:ind w:left="100" w:right="274" w:firstLine="0"/>
+        <w:jc w:val="both"/>
+        <w:rPr>
+          <w:rFonts w:hint="default"/>
+          <w:sz w:val="28"/>
+          <w:szCs w:val="28"/>
+        </w:rPr>
+      </w:pPr>
+      <w:r>
+        <w:rPr>
+          <w:rFonts w:hint="default"/>
+          <w:b/>
+          <w:sz w:val="28"/>
+          <w:szCs w:val="28"/>
+        </w:rPr>
+        <w:t>Э</w:t>
+      </w:r>
+      <w:r>
+        <w:rPr>
+          <w:rFonts w:hint="default"/>
+          <w:b/>
+          <w:spacing w:val="-5"/>
+          <w:sz w:val="28"/>
+          <w:szCs w:val="28"/>
+        </w:rPr>
+        <w:t>ҳ</w:t>
+      </w:r>
+      <w:r>
+        <w:rPr>
+          <w:rFonts w:hint="default"/>
+          <w:b/>
+          <w:spacing w:val="1"/>
+          <w:sz w:val="28"/>
+          <w:szCs w:val="28"/>
+        </w:rPr>
+        <w:t>т</w:t>
+      </w:r>
+      <w:r>
+        <w:rPr>
+          <w:rFonts w:hint="default"/>
+          <w:b/>
+          <w:spacing w:val="-1"/>
+          <w:sz w:val="28"/>
+          <w:szCs w:val="28"/>
+        </w:rPr>
+        <w:t>и</w:t>
+      </w:r>
+      <w:r>
+        <w:rPr>
+          <w:rFonts w:hint="default"/>
+          <w:b/>
+          <w:sz w:val="28"/>
+          <w:szCs w:val="28"/>
+        </w:rPr>
+        <w:t>м</w:t>
+      </w:r>
+      <w:r>
+        <w:rPr>
+          <w:rFonts w:hint="default"/>
+          <w:b/>
+          <w:spacing w:val="1"/>
+          <w:sz w:val="28"/>
+          <w:szCs w:val="28"/>
+        </w:rPr>
+        <w:t>о</w:t>
+      </w:r>
+      <w:r>
+        <w:rPr>
+          <w:rFonts w:hint="default"/>
+          <w:b/>
+          <w:sz w:val="28"/>
+          <w:szCs w:val="28"/>
+        </w:rPr>
+        <w:t>л</w:t>
+      </w:r>
+      <w:r>
+        <w:rPr>
+          <w:rFonts w:hint="default"/>
+          <w:b/>
+          <w:spacing w:val="-1"/>
+          <w:sz w:val="28"/>
+          <w:szCs w:val="28"/>
+        </w:rPr>
+        <w:t>и</w:t>
+      </w:r>
+      <w:r>
+        <w:rPr>
+          <w:rFonts w:hint="default"/>
+          <w:b/>
+          <w:sz w:val="28"/>
+          <w:szCs w:val="28"/>
+        </w:rPr>
+        <w:t>й</w:t>
+      </w:r>
+      <w:r>
+        <w:rPr>
+          <w:rFonts w:hint="default"/>
+          <w:b/>
+          <w:spacing w:val="42"/>
+          <w:sz w:val="28"/>
+          <w:szCs w:val="28"/>
+        </w:rPr>
+        <w:t xml:space="preserve"> </w:t>
+      </w:r>
+      <w:r>
+        <w:rPr>
+          <w:rFonts w:hint="default"/>
+          <w:b/>
+          <w:spacing w:val="-2"/>
+          <w:sz w:val="28"/>
+          <w:szCs w:val="28"/>
+        </w:rPr>
+        <w:t>ма</w:t>
+      </w:r>
+      <w:r>
+        <w:rPr>
+          <w:rFonts w:hint="default"/>
+          <w:b/>
+          <w:spacing w:val="-1"/>
+          <w:sz w:val="28"/>
+          <w:szCs w:val="28"/>
+        </w:rPr>
+        <w:t>н</w:t>
+      </w:r>
+      <w:r>
+        <w:rPr>
+          <w:rFonts w:hint="default"/>
+          <w:b/>
+          <w:spacing w:val="-3"/>
+          <w:sz w:val="28"/>
+          <w:szCs w:val="28"/>
+        </w:rPr>
+        <w:t>ф</w:t>
+      </w:r>
+      <w:r>
+        <w:rPr>
+          <w:rFonts w:hint="default"/>
+          <w:b/>
+          <w:sz w:val="28"/>
+          <w:szCs w:val="28"/>
+        </w:rPr>
+        <w:t>аа</w:t>
+      </w:r>
+      <w:r>
+        <w:rPr>
+          <w:rFonts w:hint="default"/>
+          <w:b/>
+          <w:spacing w:val="-2"/>
+          <w:sz w:val="28"/>
+          <w:szCs w:val="28"/>
+        </w:rPr>
+        <w:t>т</w:t>
+      </w:r>
+      <w:r>
+        <w:rPr>
+          <w:rFonts w:hint="default"/>
+          <w:b/>
+          <w:sz w:val="28"/>
+          <w:szCs w:val="28"/>
+        </w:rPr>
+        <w:t>лар</w:t>
+      </w:r>
+      <w:r>
+        <w:rPr>
+          <w:rFonts w:hint="default"/>
+          <w:b/>
+          <w:spacing w:val="41"/>
+          <w:sz w:val="28"/>
+          <w:szCs w:val="28"/>
+        </w:rPr>
+        <w:t xml:space="preserve"> </w:t>
+      </w:r>
+      <w:r>
+        <w:rPr>
+          <w:rFonts w:hint="default"/>
+          <w:b/>
+          <w:spacing w:val="1"/>
+          <w:sz w:val="28"/>
+          <w:szCs w:val="28"/>
+        </w:rPr>
+        <w:t>т</w:t>
+      </w:r>
+      <w:r>
+        <w:rPr>
+          <w:rFonts w:hint="default"/>
+          <w:b/>
+          <w:sz w:val="28"/>
+          <w:szCs w:val="28"/>
+        </w:rPr>
+        <w:t>ў</w:t>
+      </w:r>
+      <w:r>
+        <w:rPr>
+          <w:rFonts w:hint="default"/>
+          <w:b/>
+          <w:spacing w:val="-1"/>
+          <w:sz w:val="28"/>
+          <w:szCs w:val="28"/>
+        </w:rPr>
+        <w:t>қ</w:t>
+      </w:r>
+      <w:r>
+        <w:rPr>
+          <w:rFonts w:hint="default"/>
+          <w:b/>
+          <w:spacing w:val="-4"/>
+          <w:sz w:val="28"/>
+          <w:szCs w:val="28"/>
+        </w:rPr>
+        <w:t>н</w:t>
+      </w:r>
+      <w:r>
+        <w:rPr>
+          <w:rFonts w:hint="default"/>
+          <w:b/>
+          <w:spacing w:val="-2"/>
+          <w:sz w:val="28"/>
+          <w:szCs w:val="28"/>
+        </w:rPr>
+        <w:t>аш</w:t>
+      </w:r>
+      <w:r>
+        <w:rPr>
+          <w:rFonts w:hint="default"/>
+          <w:b/>
+          <w:sz w:val="28"/>
+          <w:szCs w:val="28"/>
+        </w:rPr>
+        <w:t>уви</w:t>
+      </w:r>
+      <w:r>
+        <w:rPr>
+          <w:rFonts w:hint="default"/>
+          <w:b/>
+          <w:spacing w:val="42"/>
+          <w:sz w:val="28"/>
+          <w:szCs w:val="28"/>
+        </w:rPr>
+        <w:t xml:space="preserve"> </w:t>
+      </w:r>
+      <w:r>
+        <w:rPr>
+          <w:rFonts w:hint="default"/>
+          <w:b/>
+          <w:spacing w:val="1"/>
+          <w:sz w:val="28"/>
+          <w:szCs w:val="28"/>
+        </w:rPr>
+        <w:t>т</w:t>
+      </w:r>
+      <w:r>
+        <w:rPr>
+          <w:rFonts w:hint="default"/>
+          <w:b/>
+          <w:sz w:val="28"/>
+          <w:szCs w:val="28"/>
+        </w:rPr>
+        <w:t>ўғр</w:t>
+      </w:r>
+      <w:r>
+        <w:rPr>
+          <w:rFonts w:hint="default"/>
+          <w:b/>
+          <w:spacing w:val="-2"/>
+          <w:sz w:val="28"/>
+          <w:szCs w:val="28"/>
+        </w:rPr>
+        <w:t>и</w:t>
+      </w:r>
+      <w:r>
+        <w:rPr>
+          <w:rFonts w:hint="default"/>
+          <w:b/>
+          <w:sz w:val="28"/>
+          <w:szCs w:val="28"/>
+        </w:rPr>
+        <w:t>си</w:t>
+      </w:r>
+      <w:r>
+        <w:rPr>
+          <w:rFonts w:hint="default"/>
+          <w:b/>
+          <w:spacing w:val="-4"/>
+          <w:sz w:val="28"/>
+          <w:szCs w:val="28"/>
+        </w:rPr>
+        <w:t>д</w:t>
+      </w:r>
+      <w:r>
+        <w:rPr>
+          <w:rFonts w:hint="default"/>
+          <w:b/>
+          <w:sz w:val="28"/>
+          <w:szCs w:val="28"/>
+        </w:rPr>
+        <w:t>а</w:t>
+      </w:r>
+      <w:r>
+        <w:rPr>
+          <w:rFonts w:hint="default"/>
+          <w:b/>
+          <w:spacing w:val="-3"/>
+          <w:sz w:val="28"/>
+          <w:szCs w:val="28"/>
+        </w:rPr>
+        <w:t>г</w:t>
+      </w:r>
+      <w:r>
+        <w:rPr>
+          <w:rFonts w:hint="default"/>
+          <w:b/>
+          <w:sz w:val="28"/>
+          <w:szCs w:val="28"/>
+        </w:rPr>
+        <w:t>и</w:t>
+      </w:r>
+      <w:r>
+        <w:rPr>
+          <w:rFonts w:hint="default"/>
+          <w:b/>
+          <w:spacing w:val="42"/>
+          <w:sz w:val="28"/>
+          <w:szCs w:val="28"/>
+        </w:rPr>
+        <w:t xml:space="preserve"> </w:t>
+      </w:r>
+      <w:r>
+        <w:rPr>
+          <w:rFonts w:hint="default"/>
+          <w:b/>
+          <w:sz w:val="28"/>
+          <w:szCs w:val="28"/>
+        </w:rPr>
+        <w:t>де</w:t>
+      </w:r>
+      <w:r>
+        <w:rPr>
+          <w:rFonts w:hint="default"/>
+          <w:b/>
+          <w:spacing w:val="-2"/>
+          <w:sz w:val="28"/>
+          <w:szCs w:val="28"/>
+        </w:rPr>
+        <w:t>к</w:t>
+      </w:r>
+      <w:r>
+        <w:rPr>
+          <w:rFonts w:hint="default"/>
+          <w:b/>
+          <w:sz w:val="28"/>
+          <w:szCs w:val="28"/>
+        </w:rPr>
+        <w:t>лара</w:t>
+      </w:r>
+      <w:r>
+        <w:rPr>
+          <w:rFonts w:hint="default"/>
+          <w:b/>
+          <w:spacing w:val="-1"/>
+          <w:sz w:val="28"/>
+          <w:szCs w:val="28"/>
+        </w:rPr>
+        <w:t>ци</w:t>
+      </w:r>
+      <w:r>
+        <w:rPr>
+          <w:rFonts w:hint="default"/>
+          <w:b/>
+          <w:sz w:val="28"/>
+          <w:szCs w:val="28"/>
+        </w:rPr>
+        <w:t>я</w:t>
+      </w:r>
+      <w:r>
+        <w:rPr>
+          <w:rFonts w:hint="default"/>
+          <w:b/>
+          <w:spacing w:val="-4"/>
+          <w:sz w:val="28"/>
+          <w:szCs w:val="28"/>
+        </w:rPr>
+        <w:t>д</w:t>
+      </w:r>
+      <w:r>
+        <w:rPr>
+          <w:rFonts w:hint="default"/>
+          <w:b/>
+          <w:sz w:val="28"/>
+          <w:szCs w:val="28"/>
+        </w:rPr>
+        <w:t xml:space="preserve">а </w:t>
+      </w:r>
+      <w:r>
+        <w:rPr>
+          <w:rFonts w:hint="default"/>
+          <w:b/>
+          <w:spacing w:val="-1"/>
+          <w:sz w:val="28"/>
+          <w:szCs w:val="28"/>
+        </w:rPr>
+        <w:t>к</w:t>
+      </w:r>
+      <w:r>
+        <w:rPr>
+          <w:rFonts w:hint="default"/>
+          <w:b/>
+          <w:sz w:val="28"/>
+          <w:szCs w:val="28"/>
+        </w:rPr>
+        <w:t>ўрс</w:t>
+      </w:r>
+      <w:r>
+        <w:rPr>
+          <w:rFonts w:hint="default"/>
+          <w:b/>
+          <w:spacing w:val="-2"/>
+          <w:sz w:val="28"/>
+          <w:szCs w:val="28"/>
+        </w:rPr>
+        <w:t>а</w:t>
+      </w:r>
+      <w:r>
+        <w:rPr>
+          <w:rFonts w:hint="default"/>
+          <w:b/>
+          <w:spacing w:val="1"/>
+          <w:sz w:val="28"/>
+          <w:szCs w:val="28"/>
+        </w:rPr>
+        <w:t>т</w:t>
+      </w:r>
+      <w:r>
+        <w:rPr>
+          <w:rFonts w:hint="default"/>
+          <w:b/>
+          <w:spacing w:val="-1"/>
+          <w:sz w:val="28"/>
+          <w:szCs w:val="28"/>
+        </w:rPr>
+        <w:t>и</w:t>
+      </w:r>
+      <w:r>
+        <w:rPr>
+          <w:rFonts w:hint="default"/>
+          <w:b/>
+          <w:sz w:val="28"/>
+          <w:szCs w:val="28"/>
+        </w:rPr>
+        <w:t>л</w:t>
+      </w:r>
+      <w:r>
+        <w:rPr>
+          <w:rFonts w:hint="default"/>
+          <w:b/>
+          <w:spacing w:val="-1"/>
+          <w:sz w:val="28"/>
+          <w:szCs w:val="28"/>
+        </w:rPr>
+        <w:t>и</w:t>
+      </w:r>
+      <w:r>
+        <w:rPr>
+          <w:rFonts w:hint="default"/>
+          <w:b/>
+          <w:spacing w:val="-2"/>
+          <w:sz w:val="28"/>
+          <w:szCs w:val="28"/>
+        </w:rPr>
+        <w:t>ш</w:t>
+      </w:r>
+      <w:r>
+        <w:rPr>
+          <w:rFonts w:hint="default"/>
+          <w:b/>
+          <w:sz w:val="28"/>
+          <w:szCs w:val="28"/>
+        </w:rPr>
+        <w:t>и</w:t>
+      </w:r>
+      <w:r>
+        <w:rPr>
+          <w:rFonts w:hint="default"/>
+          <w:b/>
+          <w:spacing w:val="26"/>
+          <w:sz w:val="28"/>
+          <w:szCs w:val="28"/>
+        </w:rPr>
+        <w:t xml:space="preserve"> </w:t>
+      </w:r>
+      <w:r>
+        <w:rPr>
+          <w:rFonts w:hint="default"/>
+          <w:b/>
+          <w:spacing w:val="-1"/>
+          <w:sz w:val="28"/>
+          <w:szCs w:val="28"/>
+        </w:rPr>
+        <w:t>к</w:t>
+      </w:r>
+      <w:r>
+        <w:rPr>
+          <w:rFonts w:hint="default"/>
+          <w:b/>
+          <w:sz w:val="28"/>
+          <w:szCs w:val="28"/>
+        </w:rPr>
+        <w:t>ерак</w:t>
+      </w:r>
+      <w:r>
+        <w:rPr>
+          <w:rFonts w:hint="default"/>
+          <w:b/>
+          <w:spacing w:val="26"/>
+          <w:sz w:val="28"/>
+          <w:szCs w:val="28"/>
+        </w:rPr>
+        <w:t xml:space="preserve"> </w:t>
+      </w:r>
+      <w:r>
+        <w:rPr>
+          <w:rFonts w:hint="default"/>
+          <w:b/>
+          <w:spacing w:val="-2"/>
+          <w:sz w:val="28"/>
+          <w:szCs w:val="28"/>
+        </w:rPr>
+        <w:t>б</w:t>
+      </w:r>
+      <w:r>
+        <w:rPr>
+          <w:rFonts w:hint="default"/>
+          <w:b/>
+          <w:sz w:val="28"/>
+          <w:szCs w:val="28"/>
+        </w:rPr>
+        <w:t>ўл</w:t>
+      </w:r>
+      <w:r>
+        <w:rPr>
+          <w:rFonts w:hint="default"/>
+          <w:b/>
+          <w:spacing w:val="-3"/>
+          <w:sz w:val="28"/>
+          <w:szCs w:val="28"/>
+        </w:rPr>
+        <w:t>г</w:t>
+      </w:r>
+      <w:r>
+        <w:rPr>
+          <w:rFonts w:hint="default"/>
+          <w:b/>
+          <w:sz w:val="28"/>
+          <w:szCs w:val="28"/>
+        </w:rPr>
+        <w:t>ан</w:t>
+      </w:r>
+      <w:r>
+        <w:rPr>
+          <w:rFonts w:hint="default"/>
+          <w:b/>
+          <w:spacing w:val="26"/>
+          <w:sz w:val="28"/>
+          <w:szCs w:val="28"/>
+        </w:rPr>
+        <w:t xml:space="preserve"> </w:t>
+      </w:r>
+      <w:r>
+        <w:rPr>
+          <w:rFonts w:hint="default"/>
+          <w:b/>
+          <w:spacing w:val="-2"/>
+          <w:sz w:val="28"/>
+          <w:szCs w:val="28"/>
+        </w:rPr>
+        <w:t>м</w:t>
+      </w:r>
+      <w:r>
+        <w:rPr>
+          <w:rFonts w:hint="default"/>
+          <w:b/>
+          <w:sz w:val="28"/>
+          <w:szCs w:val="28"/>
+        </w:rPr>
+        <w:t>а</w:t>
+      </w:r>
+      <w:r>
+        <w:rPr>
+          <w:rFonts w:hint="default"/>
+          <w:b/>
+          <w:spacing w:val="-3"/>
+          <w:sz w:val="28"/>
+          <w:szCs w:val="28"/>
+        </w:rPr>
+        <w:t>ъ</w:t>
+      </w:r>
+      <w:r>
+        <w:rPr>
+          <w:rFonts w:hint="default"/>
+          <w:b/>
+          <w:sz w:val="28"/>
+          <w:szCs w:val="28"/>
+        </w:rPr>
+        <w:t>л</w:t>
+      </w:r>
+      <w:r>
+        <w:rPr>
+          <w:rFonts w:hint="default"/>
+          <w:b/>
+          <w:spacing w:val="-2"/>
+          <w:sz w:val="28"/>
+          <w:szCs w:val="28"/>
+        </w:rPr>
+        <w:t>у</w:t>
+      </w:r>
+      <w:r>
+        <w:rPr>
+          <w:rFonts w:hint="default"/>
+          <w:b/>
+          <w:sz w:val="28"/>
+          <w:szCs w:val="28"/>
+        </w:rPr>
+        <w:t>мо</w:t>
+      </w:r>
+      <w:r>
+        <w:rPr>
+          <w:rFonts w:hint="default"/>
+          <w:b/>
+          <w:spacing w:val="-2"/>
+          <w:sz w:val="28"/>
+          <w:szCs w:val="28"/>
+        </w:rPr>
+        <w:t>т</w:t>
+      </w:r>
+      <w:r>
+        <w:rPr>
+          <w:rFonts w:hint="default"/>
+          <w:b/>
+          <w:sz w:val="28"/>
+          <w:szCs w:val="28"/>
+        </w:rPr>
+        <w:t>лар</w:t>
+      </w:r>
+      <w:r>
+        <w:rPr>
+          <w:rFonts w:hint="default"/>
+          <w:b/>
+          <w:spacing w:val="-4"/>
+          <w:sz w:val="28"/>
+          <w:szCs w:val="28"/>
+        </w:rPr>
+        <w:t>д</w:t>
+      </w:r>
+      <w:r>
+        <w:rPr>
+          <w:rFonts w:hint="default"/>
+          <w:b/>
+          <w:sz w:val="28"/>
+          <w:szCs w:val="28"/>
+        </w:rPr>
+        <w:t>ан</w:t>
+      </w:r>
+      <w:r>
+        <w:rPr>
+          <w:rFonts w:hint="default"/>
+          <w:b/>
+          <w:spacing w:val="26"/>
+          <w:sz w:val="28"/>
+          <w:szCs w:val="28"/>
+        </w:rPr>
+        <w:t xml:space="preserve"> </w:t>
+      </w:r>
+      <w:r>
+        <w:rPr>
+          <w:rFonts w:hint="default"/>
+          <w:b/>
+          <w:spacing w:val="-2"/>
+          <w:sz w:val="28"/>
+          <w:szCs w:val="28"/>
+        </w:rPr>
+        <w:t>таш</w:t>
+      </w:r>
+      <w:r>
+        <w:rPr>
+          <w:rFonts w:hint="default"/>
+          <w:b/>
+          <w:spacing w:val="-1"/>
+          <w:sz w:val="28"/>
+          <w:szCs w:val="28"/>
+        </w:rPr>
+        <w:t>қ</w:t>
+      </w:r>
+      <w:r>
+        <w:rPr>
+          <w:rFonts w:hint="default"/>
+          <w:b/>
+          <w:sz w:val="28"/>
+          <w:szCs w:val="28"/>
+        </w:rPr>
+        <w:t>ари</w:t>
+      </w:r>
+      <w:r>
+        <w:rPr>
+          <w:rFonts w:hint="default"/>
+          <w:b/>
+          <w:spacing w:val="25"/>
+          <w:sz w:val="28"/>
+          <w:szCs w:val="28"/>
+        </w:rPr>
+        <w:t xml:space="preserve"> </w:t>
+      </w:r>
+      <w:r>
+        <w:rPr>
+          <w:rFonts w:hint="default"/>
+          <w:b/>
+          <w:spacing w:val="-1"/>
+          <w:sz w:val="28"/>
+          <w:szCs w:val="28"/>
+        </w:rPr>
+        <w:t>қ</w:t>
+      </w:r>
+      <w:r>
+        <w:rPr>
+          <w:rFonts w:hint="default"/>
+          <w:b/>
+          <w:sz w:val="28"/>
+          <w:szCs w:val="28"/>
+        </w:rPr>
+        <w:t>ў</w:t>
+      </w:r>
+      <w:r>
+        <w:rPr>
+          <w:rFonts w:hint="default"/>
+          <w:b/>
+          <w:spacing w:val="-2"/>
+          <w:sz w:val="28"/>
+          <w:szCs w:val="28"/>
+        </w:rPr>
+        <w:t>ш</w:t>
+      </w:r>
+      <w:r>
+        <w:rPr>
+          <w:rFonts w:hint="default"/>
+          <w:b/>
+          <w:spacing w:val="-1"/>
+          <w:sz w:val="28"/>
+          <w:szCs w:val="28"/>
+        </w:rPr>
+        <w:t>и</w:t>
+      </w:r>
+      <w:r>
+        <w:rPr>
+          <w:rFonts w:hint="default"/>
+          <w:b/>
+          <w:sz w:val="28"/>
+          <w:szCs w:val="28"/>
+        </w:rPr>
+        <w:t>м</w:t>
+      </w:r>
+      <w:r>
+        <w:rPr>
+          <w:rFonts w:hint="default"/>
+          <w:b/>
+          <w:spacing w:val="-2"/>
+          <w:sz w:val="28"/>
+          <w:szCs w:val="28"/>
+        </w:rPr>
+        <w:t>ч</w:t>
+      </w:r>
+      <w:r>
+        <w:rPr>
+          <w:rFonts w:hint="default"/>
+          <w:b/>
+          <w:sz w:val="28"/>
+          <w:szCs w:val="28"/>
+        </w:rPr>
+        <w:t>а м</w:t>
+      </w:r>
+      <w:r>
+        <w:rPr>
+          <w:rFonts w:hint="default"/>
+          <w:b/>
+          <w:spacing w:val="1"/>
+          <w:sz w:val="28"/>
+          <w:szCs w:val="28"/>
+        </w:rPr>
+        <w:t>а</w:t>
+      </w:r>
+      <w:r>
+        <w:rPr>
+          <w:rFonts w:hint="default"/>
+          <w:b/>
+          <w:spacing w:val="-3"/>
+          <w:sz w:val="28"/>
+          <w:szCs w:val="28"/>
+        </w:rPr>
+        <w:t>ъ</w:t>
+      </w:r>
+      <w:r>
+        <w:rPr>
+          <w:rFonts w:hint="default"/>
+          <w:b/>
+          <w:sz w:val="28"/>
+          <w:szCs w:val="28"/>
+        </w:rPr>
+        <w:t>л</w:t>
+      </w:r>
+      <w:r>
+        <w:rPr>
+          <w:rFonts w:hint="default"/>
+          <w:b/>
+          <w:spacing w:val="-2"/>
+          <w:sz w:val="28"/>
+          <w:szCs w:val="28"/>
+        </w:rPr>
+        <w:t>ум</w:t>
+      </w:r>
+      <w:r>
+        <w:rPr>
+          <w:rFonts w:hint="default"/>
+          <w:b/>
+          <w:sz w:val="28"/>
+          <w:szCs w:val="28"/>
+        </w:rPr>
+        <w:t>о</w:t>
+      </w:r>
+      <w:r>
+        <w:rPr>
+          <w:rFonts w:hint="default"/>
+          <w:b/>
+          <w:spacing w:val="-2"/>
+          <w:sz w:val="28"/>
+          <w:szCs w:val="28"/>
+        </w:rPr>
+        <w:t>т</w:t>
+      </w:r>
+      <w:r>
+        <w:rPr>
+          <w:rFonts w:hint="default"/>
+          <w:b/>
+          <w:sz w:val="28"/>
+          <w:szCs w:val="28"/>
+        </w:rPr>
+        <w:t>л</w:t>
+      </w:r>
+      <w:r>
+        <w:rPr>
+          <w:rFonts w:hint="default"/>
+          <w:b/>
+          <w:spacing w:val="-2"/>
+          <w:sz w:val="28"/>
+          <w:szCs w:val="28"/>
+        </w:rPr>
+        <w:t>а</w:t>
+      </w:r>
+      <w:r>
+        <w:rPr>
+          <w:rFonts w:hint="default"/>
+          <w:b/>
+          <w:sz w:val="28"/>
+          <w:szCs w:val="28"/>
+        </w:rPr>
+        <w:t>р (а</w:t>
+      </w:r>
+      <w:r>
+        <w:rPr>
+          <w:rFonts w:hint="default"/>
+          <w:b/>
+          <w:spacing w:val="-3"/>
+          <w:sz w:val="28"/>
+          <w:szCs w:val="28"/>
+        </w:rPr>
+        <w:t>г</w:t>
+      </w:r>
+      <w:r>
+        <w:rPr>
+          <w:rFonts w:hint="default"/>
+          <w:b/>
+          <w:sz w:val="28"/>
+          <w:szCs w:val="28"/>
+        </w:rPr>
+        <w:t>ар</w:t>
+      </w:r>
+      <w:r>
+        <w:rPr>
+          <w:rFonts w:hint="default"/>
+          <w:b/>
+          <w:spacing w:val="-3"/>
+          <w:sz w:val="28"/>
+          <w:szCs w:val="28"/>
+        </w:rPr>
+        <w:t xml:space="preserve"> </w:t>
+      </w:r>
+      <w:r>
+        <w:rPr>
+          <w:rFonts w:hint="default"/>
+          <w:b/>
+          <w:sz w:val="28"/>
+          <w:szCs w:val="28"/>
+        </w:rPr>
+        <w:t>м</w:t>
+      </w:r>
+      <w:r>
+        <w:rPr>
+          <w:rFonts w:hint="default"/>
+          <w:b/>
+          <w:spacing w:val="1"/>
+          <w:sz w:val="28"/>
+          <w:szCs w:val="28"/>
+        </w:rPr>
+        <w:t>а</w:t>
+      </w:r>
+      <w:r>
+        <w:rPr>
+          <w:rFonts w:hint="default"/>
+          <w:b/>
+          <w:sz w:val="28"/>
+          <w:szCs w:val="28"/>
+        </w:rPr>
+        <w:t>в</w:t>
+      </w:r>
+      <w:r>
+        <w:rPr>
+          <w:rFonts w:hint="default"/>
+          <w:b/>
+          <w:spacing w:val="-3"/>
+          <w:sz w:val="28"/>
+          <w:szCs w:val="28"/>
+        </w:rPr>
+        <w:t>ж</w:t>
+      </w:r>
+      <w:r>
+        <w:rPr>
+          <w:rFonts w:hint="default"/>
+          <w:b/>
+          <w:sz w:val="28"/>
+          <w:szCs w:val="28"/>
+        </w:rPr>
+        <w:t>уд</w:t>
+      </w:r>
+      <w:r>
+        <w:rPr>
+          <w:rFonts w:hint="default"/>
+          <w:b/>
+          <w:spacing w:val="-4"/>
+          <w:sz w:val="28"/>
+          <w:szCs w:val="28"/>
+        </w:rPr>
+        <w:t xml:space="preserve"> </w:t>
+      </w:r>
+      <w:r>
+        <w:rPr>
+          <w:rFonts w:hint="default"/>
+          <w:b/>
+          <w:sz w:val="28"/>
+          <w:szCs w:val="28"/>
+        </w:rPr>
+        <w:t>б</w:t>
+      </w:r>
+      <w:r>
+        <w:rPr>
+          <w:rFonts w:hint="default"/>
+          <w:b/>
+          <w:spacing w:val="-2"/>
+          <w:sz w:val="28"/>
+          <w:szCs w:val="28"/>
+        </w:rPr>
+        <w:t>ў</w:t>
+      </w:r>
+      <w:r>
+        <w:rPr>
+          <w:rFonts w:hint="default"/>
+          <w:b/>
+          <w:sz w:val="28"/>
+          <w:szCs w:val="28"/>
+        </w:rPr>
+        <w:t>л</w:t>
+      </w:r>
+      <w:r>
+        <w:rPr>
+          <w:rFonts w:hint="default"/>
+          <w:b/>
+          <w:spacing w:val="-3"/>
+          <w:sz w:val="28"/>
+          <w:szCs w:val="28"/>
+        </w:rPr>
+        <w:t>с</w:t>
+      </w:r>
+      <w:r>
+        <w:rPr>
+          <w:rFonts w:hint="default"/>
+          <w:b/>
+          <w:sz w:val="28"/>
+          <w:szCs w:val="28"/>
+        </w:rPr>
+        <w:t>а)</w:t>
+      </w:r>
+    </w:p>
+    <w:p>
+      <w:pPr>
+        <w:pStyle w:val="2"/>
+        <w:bidi w:val="0"/>
+        <w:ind w:firstLine="140" w:firstLineChars="50"/>
+        <w:rPr>
+          <w:rFonts w:hint="default"/>
+          <w:b w:val="0"/>
+          <w:bCs/>
+        </w:rPr>
+      </w:pPr>
+      <w:r>
+        <w:rPr>
+          <w:rFonts w:hint="default"/>
+          <w:b w:val="0"/>
+          <w:bCs/>
+        </w:rPr>
+        <w:t>{additionalInfo}</w:t>
+      </w:r>
+    </w:p>
+    <w:p>
+      <w:pPr>
+        <w:kinsoku w:val="0"/>
+        <w:overflowPunct w:val="0"/>
+        <w:spacing w:beforeLines="0" w:afterLines="0" w:line="200" w:lineRule="exact"/>
+        <w:rPr>
+          <w:rFonts w:hint="default"/>
+          <w:b w:val="0"/>
+          <w:bCs w:val="0"/>
+          <w:sz w:val="20"/>
+          <w:szCs w:val="20"/>
+        </w:rPr>
+      </w:pPr>
+      <w:r>
+        <w:rPr>
+          <w:rFonts w:hint="default"/>
+          <w:b w:val="0"/>
+          <w:bCs w:val="0"/>
           <w:sz w:val="24"/>
           <w:szCs w:val="24"/>
         </w:rPr>
         <mc:AlternateContent>
           <mc:Choice Requires="wps">
             <w:drawing>
-              <wp:anchor distT="0" distB="0" distL="114300" distR="114300" simplePos="0" relativeHeight="251664384" behindDoc="1" locked="0" layoutInCell="0" allowOverlap="1">
+              <wp:anchor distT="0" distB="0" distL="114300" distR="114300" simplePos="0" relativeHeight="251661312" behindDoc="1" locked="0" layoutInCell="0" allowOverlap="1">
                 <wp:simplePos x="0" y="0"/>
                 <wp:positionH relativeFrom="page">
                   <wp:posOffset>990600</wp:posOffset>
                 </wp:positionH>
                 <wp:positionV relativeFrom="paragraph">
-                  <wp:posOffset>824230</wp:posOffset>
+                  <wp:posOffset>24130</wp:posOffset>
                 </wp:positionV>
                 <wp:extent cx="5868035" cy="12700"/>
                 <wp:effectExtent l="0" t="0" r="0" b="0"/>
@@ -12237,7 +13293,7 @@
           </mc:Choice>
           <mc:Fallback>
             <w:pict>
-              <v:shape id="_x0000_s1026" o:spid="_x0000_s1026" o:spt="100" style="position:absolute;left:0pt;margin-left:78pt;margin-top:64.9pt;height:1pt;width:462.05pt;mso-position-horizontal-relative:page;z-index:-251652096;mso-width-relative:page;mso-height-relative:page;" filled="f" stroked="t" coordsize="9241,20" o:allowincell="f" o:gfxdata="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" path="m0,0l9240,0e">
+              <v:shape id="_x0000_s1026" o:spid="_x0000_s1026" o:spt="100" style="position:absolute;left:0pt;margin-left:78pt;margin-top:1.9pt;height:1pt;width:462.05pt;mso-position-horizontal-relative:page;z-index:-251655168;mso-width-relative:page;mso-height-relative:page;" filled="f" stroked="t" coordsize="9241,20" o:allowincell="f" o:gfxdata="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" path="m0,0l9240,0e">
                 <v:fill on="f" focussize="0,0"/>
                 <v:stroke weight="0.755984251968504pt" color="#000000" joinstyle="round"/>
                 <v:imagedata o:title=""/>
@@ -12247,1048 +13303,15 @@
           </mc:Fallback>
         </mc:AlternateContent>
       </w:r>
-      <w:r>
-        <w:rPr>
-          <w:rFonts w:hint="default"/>
-          <w:b/>
-          <w:sz w:val="28"/>
-          <w:szCs w:val="28"/>
-        </w:rPr>
-        <w:t>Э</w:t>
-      </w:r>
-      <w:r>
-        <w:rPr>
-          <w:rFonts w:hint="default"/>
-          <w:b/>
-          <w:spacing w:val="-5"/>
-          <w:sz w:val="28"/>
-          <w:szCs w:val="28"/>
-        </w:rPr>
-        <w:t>ҳ</w:t>
-      </w:r>
-      <w:r>
-        <w:rPr>
-          <w:rFonts w:hint="default"/>
-          <w:b/>
-          <w:spacing w:val="1"/>
-          <w:sz w:val="28"/>
-          <w:szCs w:val="28"/>
-        </w:rPr>
-        <w:t>т</w:t>
-      </w:r>
-      <w:r>
-        <w:rPr>
-          <w:rFonts w:hint="default"/>
-          <w:b/>
-          <w:spacing w:val="-1"/>
-          <w:sz w:val="28"/>
-          <w:szCs w:val="28"/>
-        </w:rPr>
-        <w:t>и</w:t>
-      </w:r>
-      <w:r>
-        <w:rPr>
-          <w:rFonts w:hint="default"/>
-          <w:b/>
-          <w:sz w:val="28"/>
-          <w:szCs w:val="28"/>
-        </w:rPr>
-        <w:t>м</w:t>
-      </w:r>
-      <w:r>
-        <w:rPr>
-          <w:rFonts w:hint="default"/>
-          <w:b/>
-          <w:spacing w:val="1"/>
-          <w:sz w:val="28"/>
-          <w:szCs w:val="28"/>
-        </w:rPr>
-        <w:t>о</w:t>
-      </w:r>
-      <w:r>
-        <w:rPr>
-          <w:rFonts w:hint="default"/>
-          <w:b/>
-          <w:sz w:val="28"/>
-          <w:szCs w:val="28"/>
-        </w:rPr>
-        <w:t>л</w:t>
-      </w:r>
-      <w:r>
-        <w:rPr>
-          <w:rFonts w:hint="default"/>
-          <w:b/>
-          <w:spacing w:val="-1"/>
-          <w:sz w:val="28"/>
-          <w:szCs w:val="28"/>
-        </w:rPr>
-        <w:t>и</w:t>
-      </w:r>
-      <w:r>
-        <w:rPr>
-          <w:rFonts w:hint="default"/>
-          <w:b/>
-          <w:sz w:val="28"/>
-          <w:szCs w:val="28"/>
-        </w:rPr>
-        <w:t>й</w:t>
-      </w:r>
-      <w:r>
-        <w:rPr>
-          <w:rFonts w:hint="default"/>
-          <w:b/>
-          <w:spacing w:val="42"/>
-          <w:sz w:val="28"/>
-          <w:szCs w:val="28"/>
-        </w:rPr>
-        <w:t xml:space="preserve"> </w:t>
-      </w:r>
-      <w:r>
-        <w:rPr>
-          <w:rFonts w:hint="default"/>
-          <w:b/>
-          <w:spacing w:val="-2"/>
-          <w:sz w:val="28"/>
-          <w:szCs w:val="28"/>
-        </w:rPr>
-        <w:t>ма</w:t>
-      </w:r>
-      <w:r>
-        <w:rPr>
-          <w:rFonts w:hint="default"/>
-          <w:b/>
-          <w:spacing w:val="-1"/>
-          <w:sz w:val="28"/>
-          <w:szCs w:val="28"/>
-        </w:rPr>
-        <w:t>н</w:t>
-      </w:r>
-      <w:r>
-        <w:rPr>
-          <w:rFonts w:hint="default"/>
-          <w:b/>
-          <w:spacing w:val="-3"/>
-          <w:sz w:val="28"/>
-          <w:szCs w:val="28"/>
-        </w:rPr>
-        <w:t>ф</w:t>
-      </w:r>
-      <w:r>
-        <w:rPr>
-          <w:rFonts w:hint="default"/>
-          <w:b/>
-          <w:sz w:val="28"/>
-          <w:szCs w:val="28"/>
-        </w:rPr>
-        <w:t>аа</w:t>
-      </w:r>
-      <w:r>
-        <w:rPr>
-          <w:rFonts w:hint="default"/>
-          <w:b/>
-          <w:spacing w:val="-2"/>
-          <w:sz w:val="28"/>
-          <w:szCs w:val="28"/>
-        </w:rPr>
-        <w:t>т</w:t>
-      </w:r>
-      <w:r>
-        <w:rPr>
-          <w:rFonts w:hint="default"/>
-          <w:b/>
-          <w:sz w:val="28"/>
-          <w:szCs w:val="28"/>
-        </w:rPr>
-        <w:t>лар</w:t>
-      </w:r>
-      <w:r>
-        <w:rPr>
-          <w:rFonts w:hint="default"/>
-          <w:b/>
-          <w:spacing w:val="41"/>
-          <w:sz w:val="28"/>
-          <w:szCs w:val="28"/>
-        </w:rPr>
-        <w:t xml:space="preserve"> </w:t>
-      </w:r>
-      <w:r>
-        <w:rPr>
-          <w:rFonts w:hint="default"/>
-          <w:b/>
-          <w:spacing w:val="1"/>
-          <w:sz w:val="28"/>
-          <w:szCs w:val="28"/>
-        </w:rPr>
-        <w:t>т</w:t>
-      </w:r>
-      <w:r>
-        <w:rPr>
-          <w:rFonts w:hint="default"/>
-          <w:b/>
-          <w:sz w:val="28"/>
-          <w:szCs w:val="28"/>
-        </w:rPr>
-        <w:t>ў</w:t>
-      </w:r>
-      <w:r>
-        <w:rPr>
-          <w:rFonts w:hint="default"/>
-          <w:b/>
-          <w:spacing w:val="-1"/>
-          <w:sz w:val="28"/>
-          <w:szCs w:val="28"/>
-        </w:rPr>
-        <w:t>қ</w:t>
-      </w:r>
-      <w:r>
-        <w:rPr>
-          <w:rFonts w:hint="default"/>
-          <w:b/>
-          <w:spacing w:val="-4"/>
-          <w:sz w:val="28"/>
-          <w:szCs w:val="28"/>
-        </w:rPr>
-        <w:t>н</w:t>
-      </w:r>
-      <w:r>
-        <w:rPr>
-          <w:rFonts w:hint="default"/>
-          <w:b/>
-          <w:spacing w:val="-2"/>
-          <w:sz w:val="28"/>
-          <w:szCs w:val="28"/>
-        </w:rPr>
-        <w:t>аш</w:t>
-      </w:r>
-      <w:r>
-        <w:rPr>
-          <w:rFonts w:hint="default"/>
-          <w:b/>
-          <w:sz w:val="28"/>
-          <w:szCs w:val="28"/>
-        </w:rPr>
-        <w:t>уви</w:t>
-      </w:r>
-      <w:r>
-        <w:rPr>
-          <w:rFonts w:hint="default"/>
-          <w:b/>
-          <w:spacing w:val="42"/>
-          <w:sz w:val="28"/>
-          <w:szCs w:val="28"/>
-        </w:rPr>
-        <w:t xml:space="preserve"> </w:t>
-      </w:r>
-      <w:r>
-        <w:rPr>
-          <w:rFonts w:hint="default"/>
-          <w:b/>
-          <w:spacing w:val="1"/>
-          <w:sz w:val="28"/>
-          <w:szCs w:val="28"/>
-        </w:rPr>
-        <w:t>т</w:t>
-      </w:r>
-      <w:r>
-        <w:rPr>
-          <w:rFonts w:hint="default"/>
-          <w:b/>
-          <w:sz w:val="28"/>
-          <w:szCs w:val="28"/>
-        </w:rPr>
-        <w:t>ўғр</w:t>
-      </w:r>
-      <w:r>
-        <w:rPr>
-          <w:rFonts w:hint="default"/>
-          <w:b/>
-          <w:spacing w:val="-2"/>
-          <w:sz w:val="28"/>
-          <w:szCs w:val="28"/>
-        </w:rPr>
-        <w:t>и</w:t>
-      </w:r>
-      <w:r>
-        <w:rPr>
-          <w:rFonts w:hint="default"/>
-          <w:b/>
-          <w:sz w:val="28"/>
-          <w:szCs w:val="28"/>
-        </w:rPr>
-        <w:t>си</w:t>
-      </w:r>
-      <w:r>
-        <w:rPr>
-          <w:rFonts w:hint="default"/>
-          <w:b/>
-          <w:spacing w:val="-4"/>
-          <w:sz w:val="28"/>
-          <w:szCs w:val="28"/>
-        </w:rPr>
-        <w:t>д</w:t>
-      </w:r>
-      <w:r>
-        <w:rPr>
-          <w:rFonts w:hint="default"/>
-          <w:b/>
-          <w:sz w:val="28"/>
-          <w:szCs w:val="28"/>
-        </w:rPr>
-        <w:t>а</w:t>
-      </w:r>
-      <w:r>
-        <w:rPr>
-          <w:rFonts w:hint="default"/>
-          <w:b/>
-          <w:spacing w:val="-3"/>
-          <w:sz w:val="28"/>
-          <w:szCs w:val="28"/>
-        </w:rPr>
-        <w:t>г</w:t>
-      </w:r>
-      <w:r>
-        <w:rPr>
-          <w:rFonts w:hint="default"/>
-          <w:b/>
-          <w:sz w:val="28"/>
-          <w:szCs w:val="28"/>
-        </w:rPr>
-        <w:t>и</w:t>
-      </w:r>
-      <w:r>
-        <w:rPr>
-          <w:rFonts w:hint="default"/>
-          <w:b/>
-          <w:spacing w:val="42"/>
-          <w:sz w:val="28"/>
-          <w:szCs w:val="28"/>
-        </w:rPr>
-        <w:t xml:space="preserve"> </w:t>
-      </w:r>
-      <w:r>
-        <w:rPr>
-          <w:rFonts w:hint="default"/>
-          <w:b/>
-          <w:sz w:val="28"/>
-          <w:szCs w:val="28"/>
-        </w:rPr>
-        <w:t>де</w:t>
-      </w:r>
-      <w:r>
-        <w:rPr>
-          <w:rFonts w:hint="default"/>
-          <w:b/>
-          <w:spacing w:val="-2"/>
-          <w:sz w:val="28"/>
-          <w:szCs w:val="28"/>
-        </w:rPr>
-        <w:t>к</w:t>
-      </w:r>
-      <w:r>
-        <w:rPr>
-          <w:rFonts w:hint="default"/>
-          <w:b/>
-          <w:sz w:val="28"/>
-          <w:szCs w:val="28"/>
-        </w:rPr>
-        <w:t>лара</w:t>
-      </w:r>
-      <w:r>
-        <w:rPr>
-          <w:rFonts w:hint="default"/>
-          <w:b/>
-          <w:spacing w:val="-1"/>
-          <w:sz w:val="28"/>
-          <w:szCs w:val="28"/>
-        </w:rPr>
-        <w:t>ци</w:t>
-      </w:r>
-      <w:r>
-        <w:rPr>
-          <w:rFonts w:hint="default"/>
-          <w:b/>
-          <w:sz w:val="28"/>
-          <w:szCs w:val="28"/>
-        </w:rPr>
-        <w:t>я</w:t>
-      </w:r>
-      <w:r>
-        <w:rPr>
-          <w:rFonts w:hint="default"/>
-          <w:b/>
-          <w:spacing w:val="-4"/>
-          <w:sz w:val="28"/>
-          <w:szCs w:val="28"/>
-        </w:rPr>
-        <w:t>д</w:t>
-      </w:r>
-      <w:r>
-        <w:rPr>
-          <w:rFonts w:hint="default"/>
-          <w:b/>
-          <w:sz w:val="28"/>
-          <w:szCs w:val="28"/>
-        </w:rPr>
-        <w:t xml:space="preserve">а </w:t>
-      </w:r>
-      <w:r>
-        <w:rPr>
-          <w:rFonts w:hint="default"/>
-          <w:b/>
-          <w:spacing w:val="-1"/>
-          <w:sz w:val="28"/>
-          <w:szCs w:val="28"/>
-        </w:rPr>
-        <w:t>к</w:t>
-      </w:r>
-      <w:r>
-        <w:rPr>
-          <w:rFonts w:hint="default"/>
-          <w:b/>
-          <w:sz w:val="28"/>
-          <w:szCs w:val="28"/>
-        </w:rPr>
-        <w:t>ўрс</w:t>
-      </w:r>
-      <w:r>
-        <w:rPr>
-          <w:rFonts w:hint="default"/>
-          <w:b/>
-          <w:spacing w:val="-2"/>
-          <w:sz w:val="28"/>
-          <w:szCs w:val="28"/>
-        </w:rPr>
-        <w:t>а</w:t>
-      </w:r>
-      <w:r>
-        <w:rPr>
-          <w:rFonts w:hint="default"/>
-          <w:b/>
-          <w:spacing w:val="1"/>
-          <w:sz w:val="28"/>
-          <w:szCs w:val="28"/>
-        </w:rPr>
-        <w:t>т</w:t>
-      </w:r>
-      <w:r>
-        <w:rPr>
-          <w:rFonts w:hint="default"/>
-          <w:b/>
-          <w:spacing w:val="-1"/>
-          <w:sz w:val="28"/>
-          <w:szCs w:val="28"/>
-        </w:rPr>
-        <w:t>и</w:t>
-      </w:r>
-      <w:r>
-        <w:rPr>
-          <w:rFonts w:hint="default"/>
-          <w:b/>
-          <w:sz w:val="28"/>
-          <w:szCs w:val="28"/>
-        </w:rPr>
-        <w:t>л</w:t>
-      </w:r>
-      <w:r>
-        <w:rPr>
-          <w:rFonts w:hint="default"/>
-          <w:b/>
-          <w:spacing w:val="-1"/>
-          <w:sz w:val="28"/>
-          <w:szCs w:val="28"/>
-        </w:rPr>
-        <w:t>и</w:t>
-      </w:r>
-      <w:r>
-        <w:rPr>
-          <w:rFonts w:hint="default"/>
-          <w:b/>
-          <w:spacing w:val="-2"/>
-          <w:sz w:val="28"/>
-          <w:szCs w:val="28"/>
-        </w:rPr>
-        <w:t>ш</w:t>
-      </w:r>
-      <w:r>
-        <w:rPr>
-          <w:rFonts w:hint="default"/>
-          <w:b/>
-          <w:sz w:val="28"/>
-          <w:szCs w:val="28"/>
-        </w:rPr>
-        <w:t>и</w:t>
-      </w:r>
-      <w:r>
-        <w:rPr>
-          <w:rFonts w:hint="default"/>
-          <w:b/>
-          <w:spacing w:val="26"/>
-          <w:sz w:val="28"/>
-          <w:szCs w:val="28"/>
-        </w:rPr>
-        <w:t xml:space="preserve"> </w:t>
-      </w:r>
-      <w:r>
-        <w:rPr>
-          <w:rFonts w:hint="default"/>
-          <w:b/>
-          <w:spacing w:val="-1"/>
-          <w:sz w:val="28"/>
-          <w:szCs w:val="28"/>
-        </w:rPr>
-        <w:t>к</w:t>
-      </w:r>
-      <w:r>
-        <w:rPr>
-          <w:rFonts w:hint="default"/>
-          <w:b/>
-          <w:sz w:val="28"/>
-          <w:szCs w:val="28"/>
-        </w:rPr>
-        <w:t>ерак</w:t>
-      </w:r>
-      <w:r>
-        <w:rPr>
-          <w:rFonts w:hint="default"/>
-          <w:b/>
-          <w:spacing w:val="26"/>
-          <w:sz w:val="28"/>
-          <w:szCs w:val="28"/>
-        </w:rPr>
-        <w:t xml:space="preserve"> </w:t>
-      </w:r>
-      <w:r>
-        <w:rPr>
-          <w:rFonts w:hint="default"/>
-          <w:b/>
-          <w:spacing w:val="-2"/>
-          <w:sz w:val="28"/>
-          <w:szCs w:val="28"/>
-        </w:rPr>
-        <w:t>б</w:t>
-      </w:r>
-      <w:r>
-        <w:rPr>
-          <w:rFonts w:hint="default"/>
-          <w:b/>
-          <w:sz w:val="28"/>
-          <w:szCs w:val="28"/>
-        </w:rPr>
-        <w:t>ўл</w:t>
-      </w:r>
-      <w:r>
-        <w:rPr>
-          <w:rFonts w:hint="default"/>
-          <w:b/>
-          <w:spacing w:val="-3"/>
-          <w:sz w:val="28"/>
-          <w:szCs w:val="28"/>
-        </w:rPr>
-        <w:t>г</w:t>
-      </w:r>
-      <w:r>
-        <w:rPr>
-          <w:rFonts w:hint="default"/>
-          <w:b/>
-          <w:sz w:val="28"/>
-          <w:szCs w:val="28"/>
-        </w:rPr>
-        <w:t>ан</w:t>
-      </w:r>
-      <w:r>
-        <w:rPr>
-          <w:rFonts w:hint="default"/>
-          <w:b/>
-          <w:spacing w:val="26"/>
-          <w:sz w:val="28"/>
-          <w:szCs w:val="28"/>
-        </w:rPr>
-        <w:t xml:space="preserve"> </w:t>
-      </w:r>
-      <w:r>
-        <w:rPr>
-          <w:rFonts w:hint="default"/>
-          <w:b/>
-          <w:spacing w:val="-2"/>
-          <w:sz w:val="28"/>
-          <w:szCs w:val="28"/>
-        </w:rPr>
-        <w:t>м</w:t>
-      </w:r>
-      <w:r>
-        <w:rPr>
-          <w:rFonts w:hint="default"/>
-          <w:b/>
-          <w:sz w:val="28"/>
-          <w:szCs w:val="28"/>
-        </w:rPr>
-        <w:t>а</w:t>
-      </w:r>
-      <w:r>
-        <w:rPr>
-          <w:rFonts w:hint="default"/>
-          <w:b/>
-          <w:spacing w:val="-3"/>
-          <w:sz w:val="28"/>
-          <w:szCs w:val="28"/>
-        </w:rPr>
-        <w:t>ъ</w:t>
-      </w:r>
-      <w:r>
-        <w:rPr>
-          <w:rFonts w:hint="default"/>
-          <w:b/>
-          <w:sz w:val="28"/>
-          <w:szCs w:val="28"/>
-        </w:rPr>
-        <w:t>л</w:t>
-      </w:r>
-      <w:r>
-        <w:rPr>
-          <w:rFonts w:hint="default"/>
-          <w:b/>
-          <w:spacing w:val="-2"/>
-          <w:sz w:val="28"/>
-          <w:szCs w:val="28"/>
-        </w:rPr>
-        <w:t>у</w:t>
-      </w:r>
-      <w:r>
-        <w:rPr>
-          <w:rFonts w:hint="default"/>
-          <w:b/>
-          <w:sz w:val="28"/>
-          <w:szCs w:val="28"/>
-        </w:rPr>
-        <w:t>мо</w:t>
-      </w:r>
-      <w:r>
-        <w:rPr>
-          <w:rFonts w:hint="default"/>
-          <w:b/>
-          <w:spacing w:val="-2"/>
-          <w:sz w:val="28"/>
-          <w:szCs w:val="28"/>
-        </w:rPr>
-        <w:t>т</w:t>
-      </w:r>
-      <w:r>
-        <w:rPr>
-          <w:rFonts w:hint="default"/>
-          <w:b/>
-          <w:sz w:val="28"/>
-          <w:szCs w:val="28"/>
-        </w:rPr>
-        <w:t>лар</w:t>
-      </w:r>
-      <w:r>
-        <w:rPr>
-          <w:rFonts w:hint="default"/>
-          <w:b/>
-          <w:spacing w:val="-4"/>
-          <w:sz w:val="28"/>
-          <w:szCs w:val="28"/>
-        </w:rPr>
-        <w:t>д</w:t>
-      </w:r>
-      <w:r>
-        <w:rPr>
-          <w:rFonts w:hint="default"/>
-          <w:b/>
-          <w:sz w:val="28"/>
-          <w:szCs w:val="28"/>
-        </w:rPr>
-        <w:t>ан</w:t>
-      </w:r>
-      <w:r>
-        <w:rPr>
-          <w:rFonts w:hint="default"/>
-          <w:b/>
-          <w:spacing w:val="26"/>
-          <w:sz w:val="28"/>
-          <w:szCs w:val="28"/>
-        </w:rPr>
-        <w:t xml:space="preserve"> </w:t>
-      </w:r>
-      <w:r>
-        <w:rPr>
-          <w:rFonts w:hint="default"/>
-          <w:b/>
-          <w:spacing w:val="-2"/>
-          <w:sz w:val="28"/>
-          <w:szCs w:val="28"/>
-        </w:rPr>
-        <w:t>таш</w:t>
-      </w:r>
-      <w:r>
-        <w:rPr>
-          <w:rFonts w:hint="default"/>
-          <w:b/>
-          <w:spacing w:val="-1"/>
-          <w:sz w:val="28"/>
-          <w:szCs w:val="28"/>
-        </w:rPr>
-        <w:t>қ</w:t>
-      </w:r>
-      <w:r>
-        <w:rPr>
-          <w:rFonts w:hint="default"/>
-          <w:b/>
-          <w:sz w:val="28"/>
-          <w:szCs w:val="28"/>
-        </w:rPr>
-        <w:t>ари</w:t>
-      </w:r>
-      <w:r>
-        <w:rPr>
-          <w:rFonts w:hint="default"/>
-          <w:b/>
-          <w:spacing w:val="25"/>
-          <w:sz w:val="28"/>
-          <w:szCs w:val="28"/>
-        </w:rPr>
-        <w:t xml:space="preserve"> </w:t>
-      </w:r>
-      <w:r>
-        <w:rPr>
-          <w:rFonts w:hint="default"/>
-          <w:b/>
-          <w:spacing w:val="-1"/>
-          <w:sz w:val="28"/>
-          <w:szCs w:val="28"/>
-        </w:rPr>
-        <w:t>қ</w:t>
-      </w:r>
-      <w:r>
-        <w:rPr>
-          <w:rFonts w:hint="default"/>
-          <w:b/>
-          <w:sz w:val="28"/>
-          <w:szCs w:val="28"/>
-        </w:rPr>
-        <w:t>ў</w:t>
-      </w:r>
-      <w:r>
-        <w:rPr>
-          <w:rFonts w:hint="default"/>
-          <w:b/>
-          <w:spacing w:val="-2"/>
-          <w:sz w:val="28"/>
-          <w:szCs w:val="28"/>
-        </w:rPr>
-        <w:t>ш</w:t>
-      </w:r>
-      <w:r>
-        <w:rPr>
-          <w:rFonts w:hint="default"/>
-          <w:b/>
-          <w:spacing w:val="-1"/>
-          <w:sz w:val="28"/>
-          <w:szCs w:val="28"/>
-        </w:rPr>
-        <w:t>и</w:t>
-      </w:r>
-      <w:r>
-        <w:rPr>
-          <w:rFonts w:hint="default"/>
-          <w:b/>
-          <w:sz w:val="28"/>
-          <w:szCs w:val="28"/>
-        </w:rPr>
-        <w:t>м</w:t>
-      </w:r>
-      <w:r>
-        <w:rPr>
-          <w:rFonts w:hint="default"/>
-          <w:b/>
-          <w:spacing w:val="-2"/>
-          <w:sz w:val="28"/>
-          <w:szCs w:val="28"/>
-        </w:rPr>
-        <w:t>ч</w:t>
-      </w:r>
-      <w:r>
-        <w:rPr>
-          <w:rFonts w:hint="default"/>
-          <w:b/>
-          <w:sz w:val="28"/>
-          <w:szCs w:val="28"/>
-        </w:rPr>
-        <w:t>а м</w:t>
-      </w:r>
-      <w:r>
-        <w:rPr>
-          <w:rFonts w:hint="default"/>
-          <w:b/>
-          <w:spacing w:val="1"/>
-          <w:sz w:val="28"/>
-          <w:szCs w:val="28"/>
-        </w:rPr>
-        <w:t>а</w:t>
-      </w:r>
-      <w:r>
-        <w:rPr>
-          <w:rFonts w:hint="default"/>
-          <w:b/>
-          <w:spacing w:val="-3"/>
-          <w:sz w:val="28"/>
-          <w:szCs w:val="28"/>
-        </w:rPr>
-        <w:t>ъ</w:t>
-      </w:r>
-      <w:r>
-        <w:rPr>
-          <w:rFonts w:hint="default"/>
-          <w:b/>
-          <w:sz w:val="28"/>
-          <w:szCs w:val="28"/>
-        </w:rPr>
-        <w:t>л</w:t>
-      </w:r>
-      <w:r>
-        <w:rPr>
-          <w:rFonts w:hint="default"/>
-          <w:b/>
-          <w:spacing w:val="-2"/>
-          <w:sz w:val="28"/>
-          <w:szCs w:val="28"/>
-        </w:rPr>
-        <w:t>ум</w:t>
-      </w:r>
-      <w:r>
-        <w:rPr>
-          <w:rFonts w:hint="default"/>
-          <w:b/>
-          <w:sz w:val="28"/>
-          <w:szCs w:val="28"/>
-        </w:rPr>
-        <w:t>о</w:t>
-      </w:r>
-      <w:r>
-        <w:rPr>
-          <w:rFonts w:hint="default"/>
-          <w:b/>
-          <w:spacing w:val="-2"/>
-          <w:sz w:val="28"/>
-          <w:szCs w:val="28"/>
-        </w:rPr>
-        <w:t>т</w:t>
-      </w:r>
-      <w:r>
-        <w:rPr>
-          <w:rFonts w:hint="default"/>
-          <w:b/>
-          <w:sz w:val="28"/>
-          <w:szCs w:val="28"/>
-        </w:rPr>
-        <w:t>л</w:t>
-      </w:r>
-      <w:r>
-        <w:rPr>
-          <w:rFonts w:hint="default"/>
-          <w:b/>
-          <w:spacing w:val="-2"/>
-          <w:sz w:val="28"/>
-          <w:szCs w:val="28"/>
-        </w:rPr>
-        <w:t>а</w:t>
-      </w:r>
-      <w:r>
-        <w:rPr>
-          <w:rFonts w:hint="default"/>
-          <w:b/>
-          <w:sz w:val="28"/>
-          <w:szCs w:val="28"/>
-        </w:rPr>
-        <w:t>р (а</w:t>
-      </w:r>
-      <w:r>
-        <w:rPr>
-          <w:rFonts w:hint="default"/>
-          <w:b/>
-          <w:spacing w:val="-3"/>
-          <w:sz w:val="28"/>
-          <w:szCs w:val="28"/>
-        </w:rPr>
-        <w:t>г</w:t>
-      </w:r>
-      <w:r>
-        <w:rPr>
-          <w:rFonts w:hint="default"/>
-          <w:b/>
-          <w:sz w:val="28"/>
-          <w:szCs w:val="28"/>
-        </w:rPr>
-        <w:t>ар</w:t>
-      </w:r>
-      <w:r>
-        <w:rPr>
-          <w:rFonts w:hint="default"/>
-          <w:b/>
-          <w:spacing w:val="-3"/>
-          <w:sz w:val="28"/>
-          <w:szCs w:val="28"/>
-        </w:rPr>
-        <w:t xml:space="preserve"> </w:t>
-      </w:r>
-      <w:r>
-        <w:rPr>
-          <w:rFonts w:hint="default"/>
-          <w:b/>
-          <w:sz w:val="28"/>
-          <w:szCs w:val="28"/>
-        </w:rPr>
-        <w:t>м</w:t>
-      </w:r>
-      <w:r>
-        <w:rPr>
-          <w:rFonts w:hint="default"/>
-          <w:b/>
-          <w:spacing w:val="1"/>
-          <w:sz w:val="28"/>
-          <w:szCs w:val="28"/>
-        </w:rPr>
-        <w:t>а</w:t>
-      </w:r>
-      <w:r>
-        <w:rPr>
-          <w:rFonts w:hint="default"/>
-          <w:b/>
-          <w:sz w:val="28"/>
-          <w:szCs w:val="28"/>
-        </w:rPr>
-        <w:t>в</w:t>
-      </w:r>
-      <w:r>
-        <w:rPr>
-          <w:rFonts w:hint="default"/>
-          <w:b/>
-          <w:spacing w:val="-3"/>
-          <w:sz w:val="28"/>
-          <w:szCs w:val="28"/>
-        </w:rPr>
-        <w:t>ж</w:t>
-      </w:r>
-      <w:r>
-        <w:rPr>
-          <w:rFonts w:hint="default"/>
-          <w:b/>
-          <w:sz w:val="28"/>
-          <w:szCs w:val="28"/>
-        </w:rPr>
-        <w:t>уд</w:t>
-      </w:r>
-      <w:r>
-        <w:rPr>
-          <w:rFonts w:hint="default"/>
-          <w:b/>
-          <w:spacing w:val="-4"/>
-          <w:sz w:val="28"/>
-          <w:szCs w:val="28"/>
-        </w:rPr>
-        <w:t xml:space="preserve"> </w:t>
-      </w:r>
-      <w:r>
-        <w:rPr>
-          <w:rFonts w:hint="default"/>
-          <w:b/>
-          <w:sz w:val="28"/>
-          <w:szCs w:val="28"/>
-        </w:rPr>
-        <w:t>б</w:t>
-      </w:r>
-      <w:r>
-        <w:rPr>
-          <w:rFonts w:hint="default"/>
-          <w:b/>
-          <w:spacing w:val="-2"/>
-          <w:sz w:val="28"/>
-          <w:szCs w:val="28"/>
-        </w:rPr>
-        <w:t>ў</w:t>
-      </w:r>
-      <w:r>
-        <w:rPr>
-          <w:rFonts w:hint="default"/>
-          <w:b/>
-          <w:sz w:val="28"/>
-          <w:szCs w:val="28"/>
-        </w:rPr>
-        <w:t>л</w:t>
-      </w:r>
-      <w:r>
-        <w:rPr>
-          <w:rFonts w:hint="default"/>
-          <w:b/>
-          <w:spacing w:val="-3"/>
-          <w:sz w:val="28"/>
-          <w:szCs w:val="28"/>
-        </w:rPr>
-        <w:t>с</w:t>
-      </w:r>
-      <w:r>
-        <w:rPr>
-          <w:rFonts w:hint="default"/>
-          <w:b/>
-          <w:sz w:val="28"/>
-          <w:szCs w:val="28"/>
-        </w:rPr>
-        <w:t>а)</w:t>
-      </w:r>
     </w:p>
     <w:p>
       <w:pPr>
-        <w:kinsoku w:val="0"/>
-        <w:overflowPunct w:val="0"/>
-        <w:spacing w:before="9" w:beforeLines="0" w:afterLines="0" w:line="140" w:lineRule="exact"/>
-        <w:rPr>
-          <w:rFonts w:hint="default" w:ascii="Times New Roman" w:hAnsi="Times New Roman" w:cs="Times New Roman"/>
-          <w:sz w:val="28"/>
-          <w:szCs w:val="28"/>
-        </w:rPr>
-      </w:pPr>
-      <w:r>
-        <w:rPr>
-          <w:rFonts w:hint="default" w:ascii="Times New Roman" w:hAnsi="Times New Roman" w:eastAsia="SimSun" w:cs="Times New Roman"/>
-          <w:sz w:val="28"/>
-          <w:szCs w:val="28"/>
-        </w:rPr>
-        <w:t>{additionalInfo}</w:t>
-      </w:r>
-    </w:p>
-    <w:p>
-      <w:pPr>
-        <w:kinsoku w:val="0"/>
-        <w:overflowPunct w:val="0"/>
-        <w:spacing w:beforeLines="0" w:afterLines="0" w:line="200" w:lineRule="exact"/>
-        <w:rPr>
-          <w:rFonts w:hint="default"/>
-          <w:sz w:val="20"/>
-          <w:szCs w:val="20"/>
-        </w:rPr>
-      </w:pPr>
-    </w:p>
-    <w:p>
-      <w:pPr>
-        <w:kinsoku w:val="0"/>
-        <w:overflowPunct w:val="0"/>
-        <w:spacing w:beforeLines="0" w:afterLines="0" w:line="200" w:lineRule="exact"/>
-        <w:rPr>
-          <w:rFonts w:hint="default"/>
-          <w:sz w:val="20"/>
-          <w:szCs w:val="20"/>
-        </w:rPr>
-      </w:pPr>
-    </w:p>
-    <w:p>
-      <w:pPr>
-        <w:kinsoku w:val="0"/>
-        <w:overflowPunct w:val="0"/>
-        <w:spacing w:beforeLines="0" w:afterLines="0" w:line="200" w:lineRule="exact"/>
-        <w:rPr>
-          <w:rFonts w:hint="default"/>
-          <w:sz w:val="20"/>
-          <w:szCs w:val="20"/>
+        <w:pStyle w:val="2"/>
+        <w:bidi w:val="0"/>
+        <w:rPr>
+          <w:rFonts w:hint="default"/>
+          <w:b w:val="0"/>
+          <w:bCs w:val="0"/>
         </w:rPr>
       </w:pPr>
     </w:p>
@@ -13313,7 +13336,7 @@
         <mc:AlternateContent>
           <mc:Choice Requires="wps">
             <w:drawing>
-              <wp:anchor distT="0" distB="0" distL="114300" distR="114300" simplePos="0" relativeHeight="251665408" behindDoc="1" locked="0" layoutInCell="0" allowOverlap="1">
+              <wp:anchor distT="0" distB="0" distL="114300" distR="114300" simplePos="0" relativeHeight="251662336" behindDoc="1" locked="0" layoutInCell="0" allowOverlap="1">
                 <wp:simplePos x="0" y="0"/>
                 <wp:positionH relativeFrom="page">
                   <wp:posOffset>990600</wp:posOffset>
@@ -13370,7 +13393,7 @@
           </mc:Choice>
           <mc:Fallback>
             <w:pict>
-              <v:shape id="_x0000_s1026" o:spid="_x0000_s1026" o:spt="100" style="position:absolute;left:0pt;margin-left:78pt;margin-top:-10.35pt;height:1pt;width:462pt;mso-position-horizontal-relative:page;z-index:-251651072;mso-width-relative:page;mso-height-relative:page;" filled="f" stroked="t" coordsize="9240,20" o:allowincell="f" o:gfxdata="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" path="m0,0l9240,0e">
+              <v:shape id="_x0000_s1026" o:spid="_x0000_s1026" o:spt="100" style="position:absolute;left:0pt;margin-left:78pt;margin-top:-10.35pt;height:1pt;width:462pt;mso-position-horizontal-relative:page;z-index:-251654144;mso-width-relative:page;mso-height-relative:page;" filled="f" stroked="t" coordsize="9240,20" o:allowincell="f" o:gfxdata="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" path="m0,0l9240,0e">
                 <v:fill on="f" focussize="0,0"/>
                 <v:stroke weight="0.755984251968504pt" color="#000000" joinstyle="round"/>
                 <v:imagedata o:title=""/>
@@ -13389,7 +13412,7 @@
         <mc:AlternateContent>
           <mc:Choice Requires="wps">
             <w:drawing>
-              <wp:anchor distT="0" distB="0" distL="114300" distR="114300" simplePos="0" relativeHeight="251666432" behindDoc="1" locked="0" layoutInCell="0" allowOverlap="1">
+              <wp:anchor distT="0" distB="0" distL="114300" distR="114300" simplePos="0" relativeHeight="251663360" behindDoc="1" locked="0" layoutInCell="0" allowOverlap="1">
                 <wp:simplePos x="0" y="0"/>
                 <wp:positionH relativeFrom="page">
                   <wp:posOffset>990600</wp:posOffset>
@@ -13446,7 +13469,7 @@
           </mc:Choice>
           <mc:Fallback>
             <w:pict>
-              <v:shape id="_x0000_s1026" o:spid="_x0000_s1026" o:spt="100" style="position:absolute;left:0pt;margin-left:78pt;margin-top:3.4pt;height:1pt;width:462pt;mso-position-horizontal-relative:page;z-index:-251650048;mso-width-relative:page;mso-height-relative:page;" filled="f" stroked="t" coordsize="9240,20" o:allowincell="f" o:gfxdata="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" path="m0,0l9239,0e">
+              <v:shape id="_x0000_s1026" o:spid="_x0000_s1026" o:spt="100" style="position:absolute;left:0pt;margin-left:78pt;margin-top:3.4pt;height:1pt;width:462pt;mso-position-horizontal-relative:page;z-index:-251653120;mso-width-relative:page;mso-height-relative:page;" filled="f" stroked="t" coordsize="9240,20" o:allowincell="f" o:gfxdata="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" path="m0,0l9239,0e">
                 <v:fill on="f" focussize="0,0"/>
                 <v:stroke weight="0.755984251968504pt" color="#000000" joinstyle="round"/>
                 <v:imagedata o:title=""/>
@@ -14136,7 +14159,7 @@
         <mc:AlternateContent>
           <mc:Choice Requires="wps">
             <w:drawing>
-              <wp:anchor distT="0" distB="0" distL="114300" distR="114300" simplePos="0" relativeHeight="251667456" behindDoc="1" locked="0" layoutInCell="0" allowOverlap="1">
+              <wp:anchor distT="0" distB="0" distL="114300" distR="114300" simplePos="0" relativeHeight="251664384" behindDoc="1" locked="0" layoutInCell="0" allowOverlap="1">
                 <wp:simplePos x="0" y="0"/>
                 <wp:positionH relativeFrom="page">
                   <wp:posOffset>3128010</wp:posOffset>
@@ -14202,7 +14225,7 @@
           </mc:Choice>
           <mc:Fallback>
             <w:pict>
-              <v:shape id="_x0000_s1026" o:spid="_x0000_s1026" o:spt="202" type="#_x0000_t202" style="position:absolute;left:0pt;margin-left:246.3pt;margin-top:3.9pt;height:40pt;width:98.35pt;mso-position-horizontal-relative:page;z-index:-251649024;mso-width-relative:page;mso-height-relative:page;" filled="f" stroked="f" coordsize="21600,21600" o:allowincell="f" o:gfxdata="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">
+              <v:shape id="_x0000_s1026" o:spid="_x0000_s1026" o:spt="202" type="#_x0000_t202" style="position:absolute;left:0pt;margin-left:246.3pt;margin-top:3.9pt;height:40pt;width:98.35pt;mso-position-horizontal-relative:page;z-index:-251652096;mso-width-relative:page;mso-height-relative:page;" filled="f" stroked="f" coordsize="21600,21600" o:allowincell="f" o:gfxdata="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">
                 <v:fill on="f" focussize="0,0"/>
                 <v:stroke on="f"/>
                 <v:imagedata o:title=""/>
@@ -15594,8 +15617,58 @@
         </w:rPr>
         <w:t>он.</w:t>
       </w:r>
-      <w:bookmarkStart w:id="0" w:name="_GoBack"/>
-      <w:bookmarkEnd w:id="0"/>
+    </w:p>
+    <w:p>
+      <w:pPr>
+        <w:kinsoku w:val="0"/>
+        <w:overflowPunct w:val="0"/>
+        <w:spacing w:before="69" w:beforeLines="0" w:afterLines="0"/>
+        <w:ind w:left="808"/>
+        <w:rPr>
+          <w:rFonts w:hint="default"/>
+          <w:sz w:val="22"/>
+          <w:szCs w:val="22"/>
+        </w:rPr>
+      </w:pPr>
+    </w:p>
+    <w:p>
+      <w:pPr>
+        <w:kinsoku w:val="0"/>
+        <w:overflowPunct w:val="0"/>
+        <w:spacing w:before="69" w:beforeLines="0" w:afterLines="0"/>
+        <w:ind w:left="808"/>
+        <w:rPr>
+          <w:rFonts w:hint="default"/>
+          <w:sz w:val="22"/>
+          <w:szCs w:val="22"/>
+        </w:rPr>
+      </w:pPr>
+    </w:p>
+    <w:p>
+      <w:pPr>
+        <w:kinsoku w:val="0"/>
+        <w:overflowPunct w:val="0"/>
+        <w:spacing w:before="5" w:beforeLines="0" w:afterLines="0" w:line="140" w:lineRule="exact"/>
+        <w:rPr>
+          <w:rFonts w:hint="default" w:eastAsia="SimSun" w:cs="Times New Roman"/>
+          <w:sz w:val="28"/>
+          <w:szCs w:val="28"/>
+          <w:lang w:val="en-US"/>
+        </w:rPr>
+      </w:pPr>
+    </w:p>
+    <w:p>
+      <w:pPr>
+        <w:kinsoku w:val="0"/>
+        <w:overflowPunct w:val="0"/>
+        <w:spacing w:before="69" w:beforeLines="0" w:afterLines="0"/>
+        <w:ind w:left="808"/>
+        <w:rPr>
+          <w:rFonts w:hint="default"/>
+          <w:sz w:val="22"/>
+          <w:szCs w:val="22"/>
+        </w:rPr>
+      </w:pPr>
     </w:p>
     <w:sectPr>
       <w:headerReference r:id="rId5" w:type="default"/>
@@ -15987,11 +16060,11 @@
     <w:lsdException w:qFormat="1" w:uiPriority="99" w:name="HTML Code"/>
     <w:lsdException w:qFormat="1" w:uiPriority="99" w:name="HTML Definition"/>
     <w:lsdException w:qFormat="1" w:uiPriority="99" w:name="HTML Keyboard"/>
-    <w:lsdException w:uiPriority="99" w:semiHidden="0" w:name="HTML Preformatted"/>
+    <w:lsdException w:qFormat="1" w:uiPriority="99" w:semiHidden="0" w:name="HTML Preformatted"/>
     <w:lsdException w:qFormat="1" w:uiPriority="99" w:name="HTML Sample"/>
     <w:lsdException w:qFormat="1" w:uiPriority="99" w:name="HTML Typewriter"/>
     <w:lsdException w:qFormat="1" w:uiPriority="99" w:name="HTML Variable"/>
-    <w:lsdException w:unhideWhenUsed="0" w:uiPriority="99" w:semiHidden="0" w:name="Normal Table"/>
+    <w:lsdException w:qFormat="1" w:unhideWhenUsed="0" w:uiPriority="99" w:semiHidden="0" w:name="Normal Table"/>
     <w:lsdException w:qFormat="1" w:uiPriority="99" w:name="annotation subject"/>
     <w:lsdException w:unhideWhenUsed="0" w:uiPriority="99" w:semiHidden="0" w:name="Table Simple 1"/>
     <w:lsdException w:unhideWhenUsed="0" w:uiPriority="99" w:semiHidden="0" w:name="Table Simple 2"/>
@@ -16053,7 +16126,7 @@
     <w:lsdException w:unhideWhenUsed="0" w:uiPriority="71" w:semiHidden="0" w:name="Colorful Shading"/>
     <w:lsdException w:unhideWhenUsed="0" w:uiPriority="72" w:semiHidden="0" w:name="Colorful List"/>
     <w:lsdException w:unhideWhenUsed="0" w:uiPriority="73" w:semiHidden="0" w:name="Colorful Grid"/>
-    <w:lsdException w:qFormat="1" w:unhideWhenUsed="0" w:uiPriority="60" w:semiHidden="0" w:name="Light Shading Accent 1"/>
+    <w:lsdException w:unhideWhenUsed="0" w:uiPriority="60" w:semiHidden="0" w:name="Light Shading Accent 1"/>
     <w:lsdException w:unhideWhenUsed="0" w:uiPriority="61" w:semiHidden="0" w:name="Light List Accent 1"/>
     <w:lsdException w:unhideWhenUsed="0" w:uiPriority="62" w:semiHidden="0" w:name="Light Grid Accent 1"/>
     <w:lsdException w:unhideWhenUsed="0" w:uiPriority="63" w:semiHidden="0" w:name="Medium Shading 1 Accent 1"/>
@@ -16093,10 +16166,10 @@
     <w:lsdException w:unhideWhenUsed="0" w:uiPriority="68" w:semiHidden="0" w:name="Medium Grid 2 Accent 3"/>
     <w:lsdException w:unhideWhenUsed="0" w:uiPriority="69" w:semiHidden="0" w:name="Medium Grid 3 Accent 3"/>
     <w:lsdException w:unhideWhenUsed="0" w:uiPriority="70" w:semiHidden="0" w:name="Dark List Accent 3"/>
-    <w:lsdException w:qFormat="1" w:unhideWhenUsed="0" w:uiPriority="71" w:semiHidden="0" w:name="Colorful Shading Accent 3"/>
+    <w:lsdException w:unhideWhenUsed="0" w:uiPriority="71" w:semiHidden="0" w:name="Colorful Shading Accent 3"/>
     <w:lsdException w:unhideWhenUsed="0" w:uiPriority="72" w:semiHidden="0" w:name="Colorful List Accent 3"/>
     <w:lsdException w:unhideWhenUsed="0" w:uiPriority="73" w:semiHidden="0" w:name="Colorful Grid Accent 3"/>
-    <w:lsdException w:qFormat="1" w:unhideWhenUsed="0" w:uiPriority="60" w:semiHidden="0" w:name="Light Shading Accent 4"/>
+    <w:lsdException w:unhideWhenUsed="0" w:uiPriority="60" w:semiHidden="0" w:name="Light Shading Accent 4"/>
     <w:lsdException w:unhideWhenUsed="0" w:uiPriority="61" w:semiHidden="0" w:name="Light List Accent 4"/>
     <w:lsdException w:unhideWhenUsed="0" w:uiPriority="62" w:semiHidden="0" w:name="Light Grid Accent 4"/>
     <w:lsdException w:unhideWhenUsed="0" w:uiPriority="63" w:semiHidden="0" w:name="Medium Shading 1 Accent 4"/>
@@ -16190,6 +16263,7 @@
   </w:style>
   <w:style w:type="table" w:default="1" w:styleId="4">
     <w:name w:val="Normal Table"/>
+    <w:qFormat/>
     <w:uiPriority w:val="99"/>
     <w:tblPr>
       <w:tblCellMar>
@@ -16262,6 +16336,7 @@
     <w:basedOn w:val="1"/>
     <w:link w:val="16"/>
     <w:unhideWhenUsed/>
+    <w:qFormat/>
     <w:uiPriority w:val="99"/>
     <w:pPr>
       <w:widowControl/>
